--- a/LinkedIn-Outreach-Tool-Guide.docx
+++ b/LinkedIn-Outreach-Tool-Guide.docx
@@ -2,13 +2,13 @@
 <file path=word/document.xml><?xml version="1.0" encoding="utf-8"?>
 <w:document xmlns:w="http://schemas.openxmlformats.org/wordprocessingml/2006/main" xmlns:m="http://schemas.openxmlformats.org/officeDocument/2006/math" xmlns:r="http://schemas.openxmlformats.org/officeDocument/2006/relationships" xmlns:o="urn:schemas-microsoft-com:office:office" xmlns:v="urn:schemas-microsoft-com:vml" xmlns:w10="urn:schemas-microsoft-com:office:word" xmlns:a="http://schemas.openxmlformats.org/drawingml/2006/main" xmlns:pic="http://schemas.openxmlformats.org/drawingml/2006/picture" xmlns:wp="http://schemas.openxmlformats.org/drawingml/2006/wordprocessingDrawing">
   <w:body>
-    <w:bookmarkStart w:id="22" w:name="linkedin-outreach-tool-setup-user-guide"/>
+    <w:bookmarkStart w:id="10" w:name="linkedin-outreach-tool-setup-guide"/>
     <w:p>
       <w:pPr>
         <w:pStyle w:val="Heading1"/>
       </w:pPr>
       <w:r>
-        <w:t xml:space="preserve">LinkedIn Outreach Tool — Setup &amp; User Guide</w:t>
+        <w:t xml:space="preserve">LinkedIn Outreach Tool — Setup Guide</w:t>
       </w:r>
     </w:p>
     <w:p>
@@ -18,13 +18,62 @@
         </w:pict>
       </w:r>
     </w:p>
-    <w:bookmarkStart w:id="11" w:name="part-1-setup-one-time-only"/>
+    <w:bookmarkStart w:id="9" w:name="before-you-start"/>
     <w:p>
       <w:pPr>
         <w:pStyle w:val="Heading2"/>
       </w:pPr>
       <w:r>
-        <w:t xml:space="preserve">Part 1 — Setup (One Time Only)</w:t>
+        <w:t xml:space="preserve">Before You Start</w:t>
+      </w:r>
+    </w:p>
+    <w:p>
+      <w:pPr>
+        <w:pStyle w:val="FirstParagraph"/>
+      </w:pPr>
+      <w:r>
+        <w:t xml:space="preserve">This guide has two sections — one for</w:t>
+      </w:r>
+      <w:r>
+        <w:t xml:space="preserve"> </w:t>
+      </w:r>
+      <w:r>
+        <w:rPr>
+          <w:b/>
+          <w:bCs/>
+        </w:rPr>
+        <w:t xml:space="preserve">Mac</w:t>
+      </w:r>
+      <w:r>
+        <w:t xml:space="preserve"> </w:t>
+      </w:r>
+      <w:r>
+        <w:t xml:space="preserve">and one for</w:t>
+      </w:r>
+      <w:r>
+        <w:t xml:space="preserve"> </w:t>
+      </w:r>
+      <w:r>
+        <w:rPr>
+          <w:b/>
+          <w:bCs/>
+        </w:rPr>
+        <w:t xml:space="preserve">Windows</w:t>
+      </w:r>
+      <w:r>
+        <w:t xml:space="preserve">.</w:t>
+      </w:r>
+      <w:r>
+        <w:t xml:space="preserve"> </w:t>
+      </w:r>
+      <w:r>
+        <w:t xml:space="preserve">Find your section and follow every step in order.</w:t>
+      </w:r>
+      <w:r>
+        <w:t xml:space="preserve"> </w:t>
+      </w:r>
+      <w:r>
+        <w:t xml:space="preserve">Each step has a command you copy and paste — you never need to type anything manually.</w:t>
       </w:r>
     </w:p>
     <w:p>
@@ -34,60 +83,6 @@
         </w:pict>
       </w:r>
     </w:p>
-    <w:bookmarkStart w:id="9" w:name="on-mac"/>
-    <w:p>
-      <w:pPr>
-        <w:pStyle w:val="Heading3"/>
-      </w:pPr>
-      <w:r>
-        <w:t xml:space="preserve">On Mac</w:t>
-      </w:r>
-    </w:p>
-    <w:p>
-      <w:pPr>
-        <w:pStyle w:val="FirstParagraph"/>
-      </w:pPr>
-      <w:r>
-        <w:rPr>
-          <w:b/>
-          <w:bCs/>
-        </w:rPr>
-        <w:t xml:space="preserve">Step 1 — Open Terminal</w:t>
-      </w:r>
-    </w:p>
-    <w:p>
-      <w:pPr>
-        <w:pStyle w:val="BodyText"/>
-      </w:pPr>
-      <w:r>
-        <w:t xml:space="preserve">Press</w:t>
-      </w:r>
-      <w:r>
-        <w:t xml:space="preserve"> </w:t>
-      </w:r>
-      <w:r>
-        <w:rPr>
-          <w:rStyle w:val="VerbatimChar"/>
-        </w:rPr>
-        <w:t xml:space="preserve">Cmd + Space</w:t>
-      </w:r>
-      <w:r>
-        <w:t xml:space="preserve">, type</w:t>
-      </w:r>
-      <w:r>
-        <w:t xml:space="preserve"> </w:t>
-      </w:r>
-      <w:r>
-        <w:rPr>
-          <w:b/>
-          <w:bCs/>
-        </w:rPr>
-        <w:t xml:space="preserve">Terminal</w:t>
-      </w:r>
-      <w:r>
-        <w:t xml:space="preserve">, press Enter.</w:t>
-      </w:r>
-    </w:p>
     <w:p>
       <w:r>
         <w:pict>
@@ -95,85 +90,15 @@
         </w:pict>
       </w:r>
     </w:p>
-    <w:p>
-      <w:pPr>
-        <w:pStyle w:val="FirstParagraph"/>
-      </w:pPr>
-      <w:r>
-        <w:rPr>
-          <w:b/>
-          <w:bCs/>
-        </w:rPr>
-        <w:t xml:space="preserve">Step 2 — Install Python</w:t>
-      </w:r>
-    </w:p>
-    <w:p>
-      <w:pPr>
-        <w:pStyle w:val="BodyText"/>
-      </w:pPr>
-      <w:r>
-        <w:t xml:space="preserve">Paste this and press Enter:</w:t>
-      </w:r>
-    </w:p>
-    <w:p>
-      <w:pPr>
-        <w:pStyle w:val="SourceCode"/>
-      </w:pPr>
-      <w:r>
-        <w:rPr>
-          <w:rStyle w:val="VerbatimChar"/>
-        </w:rPr>
-        <w:t xml:space="preserve">python3 --version</w:t>
-      </w:r>
-    </w:p>
-    <w:p>
-      <w:pPr>
-        <w:pStyle w:val="FirstParagraph"/>
-      </w:pPr>
-      <w:r>
-        <w:t xml:space="preserve">If you see</w:t>
-      </w:r>
-      <w:r>
-        <w:t xml:space="preserve"> </w:t>
-      </w:r>
-      <w:r>
-        <w:rPr>
-          <w:rStyle w:val="VerbatimChar"/>
-        </w:rPr>
-        <w:t xml:space="preserve">Python 3.10</w:t>
-      </w:r>
-      <w:r>
-        <w:t xml:space="preserve"> </w:t>
-      </w:r>
-      <w:r>
-        <w:t xml:space="preserve">or higher — skip to Step 3.</w:t>
-      </w:r>
-    </w:p>
-    <w:p>
-      <w:pPr>
-        <w:pStyle w:val="BodyText"/>
-      </w:pPr>
-      <w:r>
-        <w:t xml:space="preserve">If you see an error, paste this and press Enter (installs Python automatically):</w:t>
-      </w:r>
-    </w:p>
-    <w:p>
-      <w:pPr>
-        <w:pStyle w:val="SourceCode"/>
-      </w:pPr>
-      <w:r>
-        <w:rPr>
-          <w:rStyle w:val="VerbatimChar"/>
-        </w:rPr>
-        <w:t xml:space="preserve">/bin/bash -c "$(curl -fsSL https://raw.githubusercontent.com/Homebrew/install/HEAD/install.sh)" &amp;&amp; brew install python3</w:t>
-      </w:r>
-    </w:p>
-    <w:p>
-      <w:pPr>
-        <w:pStyle w:val="FirstParagraph"/>
-      </w:pPr>
-      <w:r>
-        <w:t xml:space="preserve">This takes a few minutes. When it finishes, close Terminal and open it again.</w:t>
+    <w:bookmarkEnd w:id="9"/>
+    <w:bookmarkEnd w:id="10"/>
+    <w:bookmarkStart w:id="17" w:name="mac-setup"/>
+    <w:p>
+      <w:pPr>
+        <w:pStyle w:val="Heading1"/>
+      </w:pPr>
+      <w:r>
+        <w:t xml:space="preserve">MAC SETUP</w:t>
       </w:r>
     </w:p>
     <w:p>
@@ -183,686 +108,13 @@
         </w:pict>
       </w:r>
     </w:p>
-    <w:p>
-      <w:pPr>
-        <w:pStyle w:val="FirstParagraph"/>
-      </w:pPr>
-      <w:r>
-        <w:rPr>
-          <w:b/>
-          <w:bCs/>
-        </w:rPr>
-        <w:t xml:space="preserve">Step 3 — Download and set up the tool</w:t>
-      </w:r>
-    </w:p>
-    <w:p>
-      <w:pPr>
-        <w:pStyle w:val="BodyText"/>
-      </w:pPr>
-      <w:r>
-        <w:t xml:space="preserve">Paste this entire block and press Enter:</w:t>
-      </w:r>
-    </w:p>
-    <w:p>
-      <w:pPr>
-        <w:pStyle w:val="SourceCode"/>
-      </w:pPr>
-      <w:r>
-        <w:rPr>
-          <w:rStyle w:val="VerbatimChar"/>
-        </w:rPr>
-        <w:t xml:space="preserve">git clone https://github.com/kirill-tiukin/linkedin-scraper ~/Desktop/linkedin-scraper &amp;&amp; cd ~/Desktop/linkedin-scraper &amp;&amp; python3 -m venv .venv &amp;&amp; source .venv/bin/activate &amp;&amp; pip install -r requirements.txt &amp;&amp; playwright install chromium</w:t>
-      </w:r>
-    </w:p>
-    <w:p>
-      <w:pPr>
-        <w:pStyle w:val="FirstParagraph"/>
-      </w:pPr>
-      <w:r>
-        <w:t xml:space="preserve">This takes 2–5 minutes. Wait until you see the</w:t>
-      </w:r>
-      <w:r>
-        <w:t xml:space="preserve"> </w:t>
-      </w:r>
-      <w:r>
-        <w:rPr>
-          <w:rStyle w:val="VerbatimChar"/>
-        </w:rPr>
-        <w:t xml:space="preserve">$</w:t>
-      </w:r>
-      <w:r>
-        <w:t xml:space="preserve"> </w:t>
-      </w:r>
-      <w:r>
-        <w:t xml:space="preserve">prompt again.</w:t>
-      </w:r>
-    </w:p>
-    <w:p>
-      <w:r>
-        <w:pict>
-          <v:rect style="width:0;height:1.5pt" o:hralign="center" o:hrstd="t" o:hr="t"/>
-        </w:pict>
-      </w:r>
-    </w:p>
-    <w:p>
-      <w:pPr>
-        <w:pStyle w:val="FirstParagraph"/>
-      </w:pPr>
-      <w:r>
-        <w:rPr>
-          <w:b/>
-          <w:bCs/>
-        </w:rPr>
-        <w:t xml:space="preserve">Step 4 — Start the tool</w:t>
-      </w:r>
-    </w:p>
-    <w:p>
-      <w:pPr>
-        <w:pStyle w:val="BodyText"/>
-      </w:pPr>
-      <w:r>
-        <w:t xml:space="preserve">Paste this and press Enter:</w:t>
-      </w:r>
-    </w:p>
-    <w:p>
-      <w:pPr>
-        <w:pStyle w:val="SourceCode"/>
-      </w:pPr>
-      <w:r>
-        <w:rPr>
-          <w:rStyle w:val="VerbatimChar"/>
-        </w:rPr>
-        <w:t xml:space="preserve">cd ~/Desktop/linkedin-scraper &amp;&amp; source .venv/bin/activate &amp;&amp; python3 app.py</w:t>
-      </w:r>
-    </w:p>
-    <w:p>
-      <w:pPr>
-        <w:pStyle w:val="FirstParagraph"/>
-      </w:pPr>
-      <w:r>
-        <w:t xml:space="preserve">Then open your browser and go to:</w:t>
-      </w:r>
-      <w:r>
-        <w:t xml:space="preserve"> </w:t>
-      </w:r>
-      <w:r>
-        <w:rPr>
-          <w:b/>
-          <w:bCs/>
-        </w:rPr>
-        <w:t xml:space="preserve">http://localhost:5050</w:t>
-      </w:r>
-    </w:p>
-    <w:p>
-      <w:pPr>
-        <w:pStyle w:val="BodyText"/>
-      </w:pPr>
-      <w:r>
-        <w:t xml:space="preserve">The tool is running. Keep Terminal open while you use it.</w:t>
-      </w:r>
-    </w:p>
-    <w:p>
-      <w:r>
-        <w:pict>
-          <v:rect style="width:0;height:1.5pt" o:hralign="center" o:hrstd="t" o:hr="t"/>
-        </w:pict>
-      </w:r>
-    </w:p>
-    <w:bookmarkEnd w:id="9"/>
-    <w:bookmarkStart w:id="10" w:name="on-windows"/>
-    <w:p>
-      <w:pPr>
-        <w:pStyle w:val="Heading3"/>
-      </w:pPr>
-      <w:r>
-        <w:t xml:space="preserve">On Windows</w:t>
-      </w:r>
-    </w:p>
-    <w:p>
-      <w:pPr>
-        <w:pStyle w:val="FirstParagraph"/>
-      </w:pPr>
-      <w:r>
-        <w:rPr>
-          <w:b/>
-          <w:bCs/>
-        </w:rPr>
-        <w:t xml:space="preserve">Step 1 — Open Command Prompt</w:t>
-      </w:r>
-    </w:p>
-    <w:p>
-      <w:pPr>
-        <w:pStyle w:val="BodyText"/>
-      </w:pPr>
-      <w:r>
-        <w:t xml:space="preserve">Press the Windows key, type</w:t>
-      </w:r>
-      <w:r>
-        <w:t xml:space="preserve"> </w:t>
-      </w:r>
-      <w:r>
-        <w:rPr>
-          <w:b/>
-          <w:bCs/>
-        </w:rPr>
-        <w:t xml:space="preserve">cmd</w:t>
-      </w:r>
-      <w:r>
-        <w:t xml:space="preserve">, press Enter.</w:t>
-      </w:r>
-    </w:p>
-    <w:p>
-      <w:r>
-        <w:pict>
-          <v:rect style="width:0;height:1.5pt" o:hralign="center" o:hrstd="t" o:hr="t"/>
-        </w:pict>
-      </w:r>
-    </w:p>
-    <w:p>
-      <w:pPr>
-        <w:pStyle w:val="FirstParagraph"/>
-      </w:pPr>
-      <w:r>
-        <w:rPr>
-          <w:b/>
-          <w:bCs/>
-        </w:rPr>
-        <w:t xml:space="preserve">Step 2 — Install Python</w:t>
-      </w:r>
-    </w:p>
-    <w:p>
-      <w:pPr>
-        <w:pStyle w:val="BodyText"/>
-      </w:pPr>
-      <w:r>
-        <w:t xml:space="preserve">Paste this and press Enter:</w:t>
-      </w:r>
-    </w:p>
-    <w:p>
-      <w:pPr>
-        <w:pStyle w:val="SourceCode"/>
-      </w:pPr>
-      <w:r>
-        <w:rPr>
-          <w:rStyle w:val="VerbatimChar"/>
-        </w:rPr>
-        <w:t xml:space="preserve">winget install Python.Python.3.12</w:t>
-      </w:r>
-    </w:p>
-    <w:p>
-      <w:pPr>
-        <w:pStyle w:val="FirstParagraph"/>
-      </w:pPr>
-      <w:r>
-        <w:t xml:space="preserve">When it finishes, close Command Prompt and open it again.</w:t>
-      </w:r>
-    </w:p>
-    <w:p>
-      <w:r>
-        <w:pict>
-          <v:rect style="width:0;height:1.5pt" o:hralign="center" o:hrstd="t" o:hr="t"/>
-        </w:pict>
-      </w:r>
-    </w:p>
-    <w:p>
-      <w:pPr>
-        <w:pStyle w:val="FirstParagraph"/>
-      </w:pPr>
-      <w:r>
-        <w:rPr>
-          <w:b/>
-          <w:bCs/>
-        </w:rPr>
-        <w:t xml:space="preserve">Step 3 — Install Git</w:t>
-      </w:r>
-    </w:p>
-    <w:p>
-      <w:pPr>
-        <w:pStyle w:val="BodyText"/>
-      </w:pPr>
-      <w:r>
-        <w:t xml:space="preserve">Paste this and press Enter:</w:t>
-      </w:r>
-    </w:p>
-    <w:p>
-      <w:pPr>
-        <w:pStyle w:val="SourceCode"/>
-      </w:pPr>
-      <w:r>
-        <w:rPr>
-          <w:rStyle w:val="VerbatimChar"/>
-        </w:rPr>
-        <w:t xml:space="preserve">winget install Git.Git</w:t>
-      </w:r>
-    </w:p>
-    <w:p>
-      <w:pPr>
-        <w:pStyle w:val="FirstParagraph"/>
-      </w:pPr>
-      <w:r>
-        <w:t xml:space="preserve">When it finishes, close Command Prompt and open it again.</w:t>
-      </w:r>
-    </w:p>
-    <w:p>
-      <w:r>
-        <w:pict>
-          <v:rect style="width:0;height:1.5pt" o:hralign="center" o:hrstd="t" o:hr="t"/>
-        </w:pict>
-      </w:r>
-    </w:p>
-    <w:p>
-      <w:pPr>
-        <w:pStyle w:val="FirstParagraph"/>
-      </w:pPr>
-      <w:r>
-        <w:rPr>
-          <w:b/>
-          <w:bCs/>
-        </w:rPr>
-        <w:t xml:space="preserve">Step 4 — Download and set up the tool</w:t>
-      </w:r>
-    </w:p>
-    <w:p>
-      <w:pPr>
-        <w:pStyle w:val="BodyText"/>
-      </w:pPr>
-      <w:r>
-        <w:t xml:space="preserve">Paste this entire block and press Enter:</w:t>
-      </w:r>
-    </w:p>
-    <w:p>
-      <w:pPr>
-        <w:pStyle w:val="SourceCode"/>
-      </w:pPr>
-      <w:r>
-        <w:rPr>
-          <w:rStyle w:val="VerbatimChar"/>
-        </w:rPr>
-        <w:t xml:space="preserve">git clone https://github.com/kirill-tiukin/linkedin-scraper %USERPROFILE%\Desktop\linkedin-scraper &amp;&amp; cd %USERPROFILE%\Desktop\linkedin-scraper &amp;&amp; python -m venv .venv &amp;&amp; .venv\Scripts\activate &amp;&amp; pip install -r requirements.txt &amp;&amp; playwright install chromium</w:t>
-      </w:r>
-    </w:p>
-    <w:p>
-      <w:pPr>
-        <w:pStyle w:val="FirstParagraph"/>
-      </w:pPr>
-      <w:r>
-        <w:t xml:space="preserve">This takes 2–5 minutes. Wait until you see a prompt again.</w:t>
-      </w:r>
-    </w:p>
-    <w:p>
-      <w:r>
-        <w:pict>
-          <v:rect style="width:0;height:1.5pt" o:hralign="center" o:hrstd="t" o:hr="t"/>
-        </w:pict>
-      </w:r>
-    </w:p>
-    <w:p>
-      <w:pPr>
-        <w:pStyle w:val="FirstParagraph"/>
-      </w:pPr>
-      <w:r>
-        <w:rPr>
-          <w:b/>
-          <w:bCs/>
-        </w:rPr>
-        <w:t xml:space="preserve">Step 5 — Start the tool</w:t>
-      </w:r>
-    </w:p>
-    <w:p>
-      <w:pPr>
-        <w:pStyle w:val="BodyText"/>
-      </w:pPr>
-      <w:r>
-        <w:t xml:space="preserve">Paste this and press Enter:</w:t>
-      </w:r>
-    </w:p>
-    <w:p>
-      <w:pPr>
-        <w:pStyle w:val="SourceCode"/>
-      </w:pPr>
-      <w:r>
-        <w:rPr>
-          <w:rStyle w:val="VerbatimChar"/>
-        </w:rPr>
-        <w:t xml:space="preserve">cd %USERPROFILE%\Desktop\linkedin-scraper &amp;&amp; .venv\Scripts\activate &amp;&amp; python app.py</w:t>
-      </w:r>
-    </w:p>
-    <w:p>
-      <w:pPr>
-        <w:pStyle w:val="FirstParagraph"/>
-      </w:pPr>
-      <w:r>
-        <w:t xml:space="preserve">Then open your browser and go to:</w:t>
-      </w:r>
-      <w:r>
-        <w:t xml:space="preserve"> </w:t>
-      </w:r>
-      <w:r>
-        <w:rPr>
-          <w:b/>
-          <w:bCs/>
-        </w:rPr>
-        <w:t xml:space="preserve">http://localhost:5050</w:t>
-      </w:r>
-    </w:p>
-    <w:p>
-      <w:pPr>
-        <w:pStyle w:val="BodyText"/>
-      </w:pPr>
-      <w:r>
-        <w:t xml:space="preserve">The tool is running. Keep Command Prompt open while you use it.</w:t>
-      </w:r>
-    </w:p>
-    <w:p>
-      <w:r>
-        <w:pict>
-          <v:rect style="width:0;height:1.5pt" o:hralign="center" o:hrstd="t" o:hr="t"/>
-        </w:pict>
-      </w:r>
-    </w:p>
-    <w:bookmarkEnd w:id="10"/>
-    <w:bookmarkEnd w:id="11"/>
-    <w:bookmarkStart w:id="12" w:name="part-2-every-time-you-use-it"/>
+    <w:bookmarkStart w:id="11" w:name="step-1-open-terminal"/>
     <w:p>
       <w:pPr>
         <w:pStyle w:val="Heading2"/>
       </w:pPr>
       <w:r>
-        <w:t xml:space="preserve">Part 2 — Every Time You Use It</w:t>
-      </w:r>
-    </w:p>
-    <w:p>
-      <w:pPr>
-        <w:pStyle w:val="FirstParagraph"/>
-      </w:pPr>
-      <w:r>
-        <w:t xml:space="preserve">You only need to paste one command and open your browser.</w:t>
-      </w:r>
-    </w:p>
-    <w:p>
-      <w:pPr>
-        <w:pStyle w:val="BodyText"/>
-      </w:pPr>
-      <w:r>
-        <w:rPr>
-          <w:b/>
-          <w:bCs/>
-        </w:rPr>
-        <w:t xml:space="preserve">Mac:</w:t>
-      </w:r>
-    </w:p>
-    <w:p>
-      <w:pPr>
-        <w:pStyle w:val="SourceCode"/>
-      </w:pPr>
-      <w:r>
-        <w:rPr>
-          <w:rStyle w:val="VerbatimChar"/>
-        </w:rPr>
-        <w:t xml:space="preserve">cd ~/Desktop/linkedin-scraper &amp;&amp; source .venv/bin/activate &amp;&amp; python3 app.py</w:t>
-      </w:r>
-    </w:p>
-    <w:p>
-      <w:pPr>
-        <w:pStyle w:val="FirstParagraph"/>
-      </w:pPr>
-      <w:r>
-        <w:rPr>
-          <w:b/>
-          <w:bCs/>
-        </w:rPr>
-        <w:t xml:space="preserve">Windows:</w:t>
-      </w:r>
-    </w:p>
-    <w:p>
-      <w:pPr>
-        <w:pStyle w:val="SourceCode"/>
-      </w:pPr>
-      <w:r>
-        <w:rPr>
-          <w:rStyle w:val="VerbatimChar"/>
-        </w:rPr>
-        <w:t xml:space="preserve">cd %USERPROFILE%\Desktop\linkedin-scraper &amp;&amp; .venv\Scripts\activate &amp;&amp; python app.py</w:t>
-      </w:r>
-    </w:p>
-    <w:p>
-      <w:pPr>
-        <w:pStyle w:val="FirstParagraph"/>
-      </w:pPr>
-      <w:r>
-        <w:t xml:space="preserve">Then go to:</w:t>
-      </w:r>
-      <w:r>
-        <w:t xml:space="preserve"> </w:t>
-      </w:r>
-      <w:r>
-        <w:rPr>
-          <w:b/>
-          <w:bCs/>
-        </w:rPr>
-        <w:t xml:space="preserve">http://localhost:5050</w:t>
-      </w:r>
-    </w:p>
-    <w:p>
-      <w:r>
-        <w:pict>
-          <v:rect style="width:0;height:1.5pt" o:hralign="center" o:hrstd="t" o:hr="t"/>
-        </w:pict>
-      </w:r>
-    </w:p>
-    <w:bookmarkEnd w:id="12"/>
-    <w:bookmarkStart w:id="13" w:name="Xfef9cb81b7a88d8756be009d53f92fb5de849b6"/>
-    <w:p>
-      <w:pPr>
-        <w:pStyle w:val="Heading2"/>
-      </w:pPr>
-      <w:r>
-        <w:t xml:space="preserve">Part 3 — Setting Up FinalScout (Email Finding)</w:t>
-      </w:r>
-    </w:p>
-    <w:p>
-      <w:pPr>
-        <w:pStyle w:val="FirstParagraph"/>
-      </w:pPr>
-      <w:r>
-        <w:t xml:space="preserve">FinalScout finds professional email addresses for the people you search. New accounts get</w:t>
-      </w:r>
-      <w:r>
-        <w:t xml:space="preserve"> </w:t>
-      </w:r>
-      <w:r>
-        <w:rPr>
-          <w:b/>
-          <w:bCs/>
-        </w:rPr>
-        <w:t xml:space="preserve">50 free credits</w:t>
-      </w:r>
-      <w:r>
-        <w:t xml:space="preserve"> </w:t>
-      </w:r>
-      <w:r>
-        <w:t xml:space="preserve">— each credit finds one email. No credit is used if no email is found.</w:t>
-      </w:r>
-    </w:p>
-    <w:p>
-      <w:pPr>
-        <w:pStyle w:val="BodyText"/>
-      </w:pPr>
-      <w:r>
-        <w:rPr>
-          <w:b/>
-          <w:bCs/>
-        </w:rPr>
-        <w:t xml:space="preserve">Step 1 — Create a free account</w:t>
-      </w:r>
-    </w:p>
-    <w:p>
-      <w:pPr>
-        <w:pStyle w:val="BodyText"/>
-      </w:pPr>
-      <w:r>
-        <w:t xml:space="preserve">Go to</w:t>
-      </w:r>
-      <w:r>
-        <w:t xml:space="preserve"> </w:t>
-      </w:r>
-      <w:r>
-        <w:rPr>
-          <w:b/>
-          <w:bCs/>
-        </w:rPr>
-        <w:t xml:space="preserve">https://finalscout.com</w:t>
-      </w:r>
-      <w:r>
-        <w:t xml:space="preserve"> </w:t>
-      </w:r>
-      <w:r>
-        <w:t xml:space="preserve">and sign up.</w:t>
-      </w:r>
-    </w:p>
-    <w:p>
-      <w:pPr>
-        <w:pStyle w:val="BodyText"/>
-      </w:pPr>
-      <w:r>
-        <w:rPr>
-          <w:b/>
-          <w:bCs/>
-        </w:rPr>
-        <w:t xml:space="preserve">Step 2 — Get your API key</w:t>
-      </w:r>
-    </w:p>
-    <w:p>
-      <w:pPr>
-        <w:pStyle w:val="BodyText"/>
-      </w:pPr>
-      <w:r>
-        <w:t xml:space="preserve">After signing in, go to:</w:t>
-      </w:r>
-      <w:r>
-        <w:t xml:space="preserve"> </w:t>
-      </w:r>
-      <w:r>
-        <w:rPr>
-          <w:b/>
-          <w:bCs/>
-        </w:rPr>
-        <w:t xml:space="preserve">https://finalscout.com/app/api/settings</w:t>
-      </w:r>
-    </w:p>
-    <w:p>
-      <w:pPr>
-        <w:pStyle w:val="BodyText"/>
-      </w:pPr>
-      <w:r>
-        <w:t xml:space="preserve">Copy the API key shown on that page. It looks like:</w:t>
-      </w:r>
-      <w:r>
-        <w:t xml:space="preserve"> </w:t>
-      </w:r>
-      <w:r>
-        <w:rPr>
-          <w:rStyle w:val="VerbatimChar"/>
-        </w:rPr>
-        <w:t xml:space="preserve">3a2458d9a8d4253536d5869790151b91</w:t>
-      </w:r>
-    </w:p>
-    <w:p>
-      <w:pPr>
-        <w:pStyle w:val="BodyText"/>
-      </w:pPr>
-      <w:r>
-        <w:rPr>
-          <w:b/>
-          <w:bCs/>
-        </w:rPr>
-        <w:t xml:space="preserve">Step 3 — Paste it into the tool</w:t>
-      </w:r>
-    </w:p>
-    <w:p>
-      <w:pPr>
-        <w:pStyle w:val="BodyText"/>
-      </w:pPr>
-      <w:r>
-        <w:t xml:space="preserve">In the tool sidebar, find the</w:t>
-      </w:r>
-      <w:r>
-        <w:t xml:space="preserve"> </w:t>
-      </w:r>
-      <w:r>
-        <w:rPr>
-          <w:b/>
-          <w:bCs/>
-        </w:rPr>
-        <w:t xml:space="preserve">“FinalScout API key”</w:t>
-      </w:r>
-      <w:r>
-        <w:t xml:space="preserve"> </w:t>
-      </w:r>
-      <w:r>
-        <w:t xml:space="preserve">field and paste your key there.</w:t>
-      </w:r>
-    </w:p>
-    <w:p>
-      <w:pPr>
-        <w:pStyle w:val="BodyText"/>
-      </w:pPr>
-      <w:r>
-        <w:t xml:space="preserve">That’s it — every search will now automatically look up emails.</w:t>
-      </w:r>
-    </w:p>
-    <w:p>
-      <w:pPr>
-        <w:pStyle w:val="BodyText"/>
-      </w:pPr>
-      <w:r>
-        <w:rPr>
-          <w:b/>
-          <w:bCs/>
-        </w:rPr>
-        <w:t xml:space="preserve">Running out of credits?</w:t>
-      </w:r>
-      <w:r>
-        <w:t xml:space="preserve"> </w:t>
-      </w:r>
-      <w:r>
-        <w:t xml:space="preserve">Buy more at</w:t>
-      </w:r>
-      <w:r>
-        <w:t xml:space="preserve"> </w:t>
-      </w:r>
-      <w:r>
-        <w:rPr>
-          <w:b/>
-          <w:bCs/>
-        </w:rPr>
-        <w:t xml:space="preserve">https://finalscout.com/app/billing</w:t>
-      </w:r>
-    </w:p>
-    <w:p>
-      <w:r>
-        <w:pict>
-          <v:rect style="width:0;height:1.5pt" o:hralign="center" o:hrstd="t" o:hr="t"/>
-        </w:pict>
-      </w:r>
-    </w:p>
-    <w:bookmarkEnd w:id="13"/>
-    <w:bookmarkStart w:id="18" w:name="part-4-using-the-tool"/>
-    <w:p>
-      <w:pPr>
-        <w:pStyle w:val="Heading2"/>
-      </w:pPr>
-      <w:r>
-        <w:t xml:space="preserve">Part 4 — Using the Tool</w:t>
-      </w:r>
-    </w:p>
-    <w:bookmarkStart w:id="14" w:name="first-time-each-session-connect-linkedin"/>
-    <w:p>
-      <w:pPr>
-        <w:pStyle w:val="Heading3"/>
-      </w:pPr>
-      <w:r>
-        <w:t xml:space="preserve">First time each session: Connect LinkedIn</w:t>
+        <w:t xml:space="preserve">Step 1 — Open Terminal</w:t>
       </w:r>
     </w:p>
     <w:p>
@@ -874,23 +126,23 @@
         </w:numPr>
       </w:pPr>
       <w:r>
-        <w:t xml:space="preserve">Click</w:t>
-      </w:r>
-      <w:r>
-        <w:t xml:space="preserve"> </w:t>
-      </w:r>
-      <w:r>
-        <w:rPr>
-          <w:b/>
-          <w:bCs/>
-        </w:rPr>
-        <w:t xml:space="preserve">“Connect”</w:t>
-      </w:r>
-      <w:r>
-        <w:t xml:space="preserve"> </w:t>
-      </w:r>
-      <w:r>
-        <w:t xml:space="preserve">in the sidebar</w:t>
+        <w:t xml:space="preserve">Press</w:t>
+      </w:r>
+      <w:r>
+        <w:t xml:space="preserve"> </w:t>
+      </w:r>
+      <w:r>
+        <w:rPr>
+          <w:b/>
+          <w:bCs/>
+        </w:rPr>
+        <w:t xml:space="preserve">Cmd + Space</w:t>
+      </w:r>
+      <w:r>
+        <w:t xml:space="preserve"> </w:t>
+      </w:r>
+      <w:r>
+        <w:t xml:space="preserve">on your keyboard</w:t>
       </w:r>
     </w:p>
     <w:p>
@@ -902,7 +154,17 @@
         </w:numPr>
       </w:pPr>
       <w:r>
-        <w:t xml:space="preserve">A browser window opens — log in to your LinkedIn account</w:t>
+        <w:t xml:space="preserve">Type</w:t>
+      </w:r>
+      <w:r>
+        <w:t xml:space="preserve"> </w:t>
+      </w:r>
+      <w:r>
+        <w:rPr>
+          <w:b/>
+          <w:bCs/>
+        </w:rPr>
+        <w:t xml:space="preserve">Terminal</w:t>
       </w:r>
     </w:p>
     <w:p>
@@ -914,45 +176,17 @@
         </w:numPr>
       </w:pPr>
       <w:r>
-        <w:t xml:space="preserve">Once logged in, the window closes automatically</w:t>
-      </w:r>
-    </w:p>
-    <w:p>
-      <w:pPr>
-        <w:pStyle w:val="Compact"/>
-        <w:numPr>
-          <w:ilvl w:val="0"/>
-          <w:numId w:val="1001"/>
-        </w:numPr>
-      </w:pPr>
-      <w:r>
-        <w:t xml:space="preserve">You’ll see</w:t>
-      </w:r>
-      <w:r>
-        <w:t xml:space="preserve"> </w:t>
-      </w:r>
-      <w:r>
-        <w:rPr>
-          <w:b/>
-          <w:bCs/>
-        </w:rPr>
-        <w:t xml:space="preserve">“Session active ●”</w:t>
-      </w:r>
-      <w:r>
-        <w:t xml:space="preserve"> </w:t>
-      </w:r>
-      <w:r>
-        <w:t xml:space="preserve">— you’re ready</w:t>
-      </w:r>
-    </w:p>
-    <w:bookmarkEnd w:id="14"/>
-    <w:bookmarkStart w:id="15" w:name="run-a-search"/>
-    <w:p>
-      <w:pPr>
-        <w:pStyle w:val="Heading3"/>
-      </w:pPr>
-      <w:r>
-        <w:t xml:space="preserve">Run a search</w:t>
+        <w:t xml:space="preserve">Press</w:t>
+      </w:r>
+      <w:r>
+        <w:t xml:space="preserve"> </w:t>
+      </w:r>
+      <w:r>
+        <w:rPr>
+          <w:b/>
+          <w:bCs/>
+        </w:rPr>
+        <w:t xml:space="preserve">Enter</w:t>
       </w:r>
     </w:p>
     <w:p>
@@ -960,7 +194,84 @@
         <w:pStyle w:val="FirstParagraph"/>
       </w:pPr>
       <w:r>
-        <w:t xml:space="preserve">Fill in the sidebar:</w:t>
+        <w:t xml:space="preserve">A window with a black or white background opens. This is Terminal.</w:t>
+      </w:r>
+      <w:r>
+        <w:t xml:space="preserve"> </w:t>
+      </w:r>
+      <w:r>
+        <w:rPr>
+          <w:b/>
+          <w:bCs/>
+        </w:rPr>
+        <w:t xml:space="preserve">Do not close it</w:t>
+      </w:r>
+      <w:r>
+        <w:t xml:space="preserve"> </w:t>
+      </w:r>
+      <w:r>
+        <w:t xml:space="preserve">— you will use it throughout this guide.</w:t>
+      </w:r>
+    </w:p>
+    <w:p>
+      <w:r>
+        <w:pict>
+          <v:rect style="width:0;height:1.5pt" o:hralign="center" o:hrstd="t" o:hr="t"/>
+        </w:pict>
+      </w:r>
+    </w:p>
+    <w:bookmarkEnd w:id="11"/>
+    <w:bookmarkStart w:id="13" w:name="step-2-check-if-python-is-installed"/>
+    <w:p>
+      <w:pPr>
+        <w:pStyle w:val="Heading2"/>
+      </w:pPr>
+      <w:r>
+        <w:t xml:space="preserve">Step 2 — Check if Python is installed</w:t>
+      </w:r>
+    </w:p>
+    <w:p>
+      <w:pPr>
+        <w:pStyle w:val="FirstParagraph"/>
+      </w:pPr>
+      <w:r>
+        <w:t xml:space="preserve">Click inside the Terminal window, paste the command below, and press</w:t>
+      </w:r>
+      <w:r>
+        <w:t xml:space="preserve"> </w:t>
+      </w:r>
+      <w:r>
+        <w:rPr>
+          <w:b/>
+          <w:bCs/>
+        </w:rPr>
+        <w:t xml:space="preserve">Enter</w:t>
+      </w:r>
+      <w:r>
+        <w:t xml:space="preserve">:</w:t>
+      </w:r>
+    </w:p>
+    <w:p>
+      <w:pPr>
+        <w:pStyle w:val="SourceCode"/>
+      </w:pPr>
+      <w:r>
+        <w:rPr>
+          <w:rStyle w:val="VerbatimChar"/>
+        </w:rPr>
+        <w:t xml:space="preserve">python3 --version</w:t>
+      </w:r>
+    </w:p>
+    <w:p>
+      <w:pPr>
+        <w:pStyle w:val="FirstParagraph"/>
+      </w:pPr>
+      <w:r>
+        <w:rPr>
+          <w:b/>
+          <w:bCs/>
+        </w:rPr>
+        <w:t xml:space="preserve">What you’ll see:</w:t>
       </w:r>
     </w:p>
     <w:p>
@@ -972,17 +283,32 @@
         </w:numPr>
       </w:pPr>
       <w:r>
-        <w:rPr>
-          <w:b/>
-          <w:bCs/>
-        </w:rPr>
-        <w:t xml:space="preserve">Target roles</w:t>
-      </w:r>
-      <w:r>
-        <w:t xml:space="preserve"> </w:t>
-      </w:r>
-      <w:r>
-        <w:t xml:space="preserve">— job titles you want to find, one per line (e.g. HR Manager)</w:t>
+        <w:t xml:space="preserve">If it shows</w:t>
+      </w:r>
+      <w:r>
+        <w:t xml:space="preserve"> </w:t>
+      </w:r>
+      <w:r>
+        <w:rPr>
+          <w:rStyle w:val="VerbatimChar"/>
+        </w:rPr>
+        <w:t xml:space="preserve">Python 3.10.x</w:t>
+      </w:r>
+      <w:r>
+        <w:t xml:space="preserve"> </w:t>
+      </w:r>
+      <w:r>
+        <w:t xml:space="preserve">or higher →</w:t>
+      </w:r>
+      <w:r>
+        <w:t xml:space="preserve"> </w:t>
+      </w:r>
+      <w:r>
+        <w:rPr>
+          <w:b/>
+          <w:bCs/>
+        </w:rPr>
+        <w:t xml:space="preserve">skip to Step 3</w:t>
       </w:r>
     </w:p>
     <w:p>
@@ -994,17 +320,486 @@
         </w:numPr>
       </w:pPr>
       <w:r>
-        <w:rPr>
-          <w:b/>
-          <w:bCs/>
-        </w:rPr>
-        <w:t xml:space="preserve">Companies</w:t>
-      </w:r>
-      <w:r>
-        <w:t xml:space="preserve"> </w:t>
-      </w:r>
-      <w:r>
-        <w:t xml:space="preserve">— company names, one per line (e.g. BlackRock)</w:t>
+        <w:t xml:space="preserve">If it shows</w:t>
+      </w:r>
+      <w:r>
+        <w:t xml:space="preserve"> </w:t>
+      </w:r>
+      <w:r>
+        <w:rPr>
+          <w:rStyle w:val="VerbatimChar"/>
+        </w:rPr>
+        <w:t xml:space="preserve">Python 3.9</w:t>
+      </w:r>
+      <w:r>
+        <w:t xml:space="preserve"> </w:t>
+      </w:r>
+      <w:r>
+        <w:t xml:space="preserve">or lower, or shows an error → follow Step 2a below</w:t>
+      </w:r>
+    </w:p>
+    <w:bookmarkStart w:id="12" w:name="step-2a-install-python-only-if-needed"/>
+    <w:p>
+      <w:pPr>
+        <w:pStyle w:val="Heading3"/>
+      </w:pPr>
+      <w:r>
+        <w:t xml:space="preserve">Step 2a — Install Python (only if needed)</w:t>
+      </w:r>
+    </w:p>
+    <w:p>
+      <w:pPr>
+        <w:pStyle w:val="FirstParagraph"/>
+      </w:pPr>
+      <w:r>
+        <w:t xml:space="preserve">Paste this and press</w:t>
+      </w:r>
+      <w:r>
+        <w:t xml:space="preserve"> </w:t>
+      </w:r>
+      <w:r>
+        <w:rPr>
+          <w:b/>
+          <w:bCs/>
+        </w:rPr>
+        <w:t xml:space="preserve">Enter</w:t>
+      </w:r>
+      <w:r>
+        <w:t xml:space="preserve">:</w:t>
+      </w:r>
+    </w:p>
+    <w:p>
+      <w:pPr>
+        <w:pStyle w:val="SourceCode"/>
+      </w:pPr>
+      <w:r>
+        <w:rPr>
+          <w:rStyle w:val="VerbatimChar"/>
+        </w:rPr>
+        <w:t xml:space="preserve">/bin/bash -c "$(curl -fsSL https://raw.githubusercontent.com/Homebrew/install/HEAD/install.sh)"</w:t>
+      </w:r>
+    </w:p>
+    <w:p>
+      <w:pPr>
+        <w:pStyle w:val="FirstParagraph"/>
+      </w:pPr>
+      <w:r>
+        <w:t xml:space="preserve">⚠️</w:t>
+      </w:r>
+      <w:r>
+        <w:t xml:space="preserve"> </w:t>
+      </w:r>
+      <w:r>
+        <w:rPr>
+          <w:b/>
+          <w:bCs/>
+        </w:rPr>
+        <w:t xml:space="preserve">Important:</w:t>
+      </w:r>
+      <w:r>
+        <w:t xml:space="preserve"> </w:t>
+      </w:r>
+      <w:r>
+        <w:t xml:space="preserve">At some point it will say</w:t>
+      </w:r>
+      <w:r>
+        <w:t xml:space="preserve"> </w:t>
+      </w:r>
+      <w:r>
+        <w:rPr>
+          <w:rStyle w:val="VerbatimChar"/>
+        </w:rPr>
+        <w:t xml:space="preserve">Password:</w:t>
+      </w:r>
+      <w:r>
+        <w:t xml:space="preserve"> </w:t>
+      </w:r>
+      <w:r>
+        <w:t xml:space="preserve">and stop. This is asking for your</w:t>
+      </w:r>
+      <w:r>
+        <w:t xml:space="preserve"> </w:t>
+      </w:r>
+      <w:r>
+        <w:rPr>
+          <w:b/>
+          <w:bCs/>
+        </w:rPr>
+        <w:t xml:space="preserve">Mac login password</w:t>
+      </w:r>
+      <w:r>
+        <w:t xml:space="preserve"> </w:t>
+      </w:r>
+      <w:r>
+        <w:t xml:space="preserve">— the same password you use to unlock your laptop. Type it and press Enter.</w:t>
+      </w:r>
+      <w:r>
+        <w:t xml:space="preserve"> </w:t>
+      </w:r>
+      <w:r>
+        <w:rPr>
+          <w:b/>
+          <w:bCs/>
+        </w:rPr>
+        <w:t xml:space="preserve">You will not see any letters appearing as you type — that is normal.</w:t>
+      </w:r>
+      <w:r>
+        <w:t xml:space="preserve"> </w:t>
+      </w:r>
+      <w:r>
+        <w:t xml:space="preserve">Just type your password and press Enter.</w:t>
+      </w:r>
+    </w:p>
+    <w:p>
+      <w:pPr>
+        <w:pStyle w:val="BodyText"/>
+      </w:pPr>
+      <w:r>
+        <w:t xml:space="preserve">Wait until you see a</w:t>
+      </w:r>
+      <w:r>
+        <w:t xml:space="preserve"> </w:t>
+      </w:r>
+      <w:r>
+        <w:rPr>
+          <w:rStyle w:val="VerbatimChar"/>
+        </w:rPr>
+        <w:t xml:space="preserve">$</w:t>
+      </w:r>
+      <w:r>
+        <w:t xml:space="preserve"> </w:t>
+      </w:r>
+      <w:r>
+        <w:t xml:space="preserve">symbol appear and it stops scrolling. Then paste this and press Enter:</w:t>
+      </w:r>
+    </w:p>
+    <w:p>
+      <w:pPr>
+        <w:pStyle w:val="SourceCode"/>
+      </w:pPr>
+      <w:r>
+        <w:rPr>
+          <w:rStyle w:val="VerbatimChar"/>
+        </w:rPr>
+        <w:t xml:space="preserve">brew install python3</w:t>
+      </w:r>
+    </w:p>
+    <w:p>
+      <w:pPr>
+        <w:pStyle w:val="FirstParagraph"/>
+      </w:pPr>
+      <w:r>
+        <w:t xml:space="preserve">Wait for it to finish. Then close Terminal and open it again (Step 1).</w:t>
+      </w:r>
+    </w:p>
+    <w:p>
+      <w:r>
+        <w:pict>
+          <v:rect style="width:0;height:1.5pt" o:hralign="center" o:hrstd="t" o:hr="t"/>
+        </w:pict>
+      </w:r>
+    </w:p>
+    <w:bookmarkEnd w:id="12"/>
+    <w:bookmarkEnd w:id="13"/>
+    <w:bookmarkStart w:id="14" w:name="step-3-download-and-install-the-tool"/>
+    <w:p>
+      <w:pPr>
+        <w:pStyle w:val="Heading2"/>
+      </w:pPr>
+      <w:r>
+        <w:t xml:space="preserve">Step 3 — Download and install the tool</w:t>
+      </w:r>
+    </w:p>
+    <w:p>
+      <w:pPr>
+        <w:pStyle w:val="FirstParagraph"/>
+      </w:pPr>
+      <w:r>
+        <w:t xml:space="preserve">Paste this entire line and press</w:t>
+      </w:r>
+      <w:r>
+        <w:t xml:space="preserve"> </w:t>
+      </w:r>
+      <w:r>
+        <w:rPr>
+          <w:b/>
+          <w:bCs/>
+        </w:rPr>
+        <w:t xml:space="preserve">Enter</w:t>
+      </w:r>
+      <w:r>
+        <w:t xml:space="preserve">:</w:t>
+      </w:r>
+    </w:p>
+    <w:p>
+      <w:pPr>
+        <w:pStyle w:val="SourceCode"/>
+      </w:pPr>
+      <w:r>
+        <w:rPr>
+          <w:rStyle w:val="VerbatimChar"/>
+        </w:rPr>
+        <w:t xml:space="preserve">git clone https://github.com/kirill-tiukin/linkedin-scraper ~/Desktop/linkedin-scraper &amp;&amp; cd ~/Desktop/linkedin-scraper &amp;&amp; python3 -m venv .venv &amp;&amp; source .venv/bin/activate &amp;&amp; pip install -r requirements.txt &amp;&amp; playwright install chromium</w:t>
+      </w:r>
+    </w:p>
+    <w:p>
+      <w:pPr>
+        <w:pStyle w:val="FirstParagraph"/>
+      </w:pPr>
+      <w:r>
+        <w:t xml:space="preserve">This will take</w:t>
+      </w:r>
+      <w:r>
+        <w:t xml:space="preserve"> </w:t>
+      </w:r>
+      <w:r>
+        <w:rPr>
+          <w:b/>
+          <w:bCs/>
+        </w:rPr>
+        <w:t xml:space="preserve">3–5 minutes</w:t>
+      </w:r>
+      <w:r>
+        <w:t xml:space="preserve">. You will see a lot of text scrolling — that is normal. Do not close Terminal.</w:t>
+      </w:r>
+    </w:p>
+    <w:p>
+      <w:pPr>
+        <w:pStyle w:val="BodyText"/>
+      </w:pPr>
+      <w:r>
+        <w:t xml:space="preserve">When it is done, the scrolling stops and you see a</w:t>
+      </w:r>
+      <w:r>
+        <w:t xml:space="preserve"> </w:t>
+      </w:r>
+      <w:r>
+        <w:rPr>
+          <w:rStyle w:val="VerbatimChar"/>
+        </w:rPr>
+        <w:t xml:space="preserve">$</w:t>
+      </w:r>
+      <w:r>
+        <w:t xml:space="preserve"> </w:t>
+      </w:r>
+      <w:r>
+        <w:t xml:space="preserve">symbol.</w:t>
+      </w:r>
+    </w:p>
+    <w:p>
+      <w:r>
+        <w:pict>
+          <v:rect style="width:0;height:1.5pt" o:hralign="center" o:hrstd="t" o:hr="t"/>
+        </w:pict>
+      </w:r>
+    </w:p>
+    <w:bookmarkEnd w:id="14"/>
+    <w:bookmarkStart w:id="15" w:name="step-4-start-the-tool"/>
+    <w:p>
+      <w:pPr>
+        <w:pStyle w:val="Heading2"/>
+      </w:pPr>
+      <w:r>
+        <w:t xml:space="preserve">Step 4 — Start the tool</w:t>
+      </w:r>
+    </w:p>
+    <w:p>
+      <w:pPr>
+        <w:pStyle w:val="FirstParagraph"/>
+      </w:pPr>
+      <w:r>
+        <w:t xml:space="preserve">Paste this and press</w:t>
+      </w:r>
+      <w:r>
+        <w:t xml:space="preserve"> </w:t>
+      </w:r>
+      <w:r>
+        <w:rPr>
+          <w:b/>
+          <w:bCs/>
+        </w:rPr>
+        <w:t xml:space="preserve">Enter</w:t>
+      </w:r>
+      <w:r>
+        <w:t xml:space="preserve">:</w:t>
+      </w:r>
+    </w:p>
+    <w:p>
+      <w:pPr>
+        <w:pStyle w:val="SourceCode"/>
+      </w:pPr>
+      <w:r>
+        <w:rPr>
+          <w:rStyle w:val="VerbatimChar"/>
+        </w:rPr>
+        <w:t xml:space="preserve">cd ~/Desktop/linkedin-scraper &amp;&amp; source .venv/bin/activate &amp;&amp; python3 app.py</w:t>
+      </w:r>
+    </w:p>
+    <w:p>
+      <w:pPr>
+        <w:pStyle w:val="FirstParagraph"/>
+      </w:pPr>
+      <w:r>
+        <w:t xml:space="preserve">You will see something like:</w:t>
+      </w:r>
+    </w:p>
+    <w:p>
+      <w:pPr>
+        <w:pStyle w:val="SourceCode"/>
+      </w:pPr>
+      <w:r>
+        <w:rPr>
+          <w:rStyle w:val="VerbatimChar"/>
+        </w:rPr>
+        <w:t xml:space="preserve">* Running on http://127.0.0.1:5050</w:t>
+      </w:r>
+    </w:p>
+    <w:p>
+      <w:pPr>
+        <w:pStyle w:val="FirstParagraph"/>
+      </w:pPr>
+      <w:r>
+        <w:rPr>
+          <w:b/>
+          <w:bCs/>
+        </w:rPr>
+        <w:t xml:space="preserve">Do not close Terminal.</w:t>
+      </w:r>
+      <w:r>
+        <w:t xml:space="preserve"> </w:t>
+      </w:r>
+      <w:r>
+        <w:t xml:space="preserve">The tool runs inside it. If you close Terminal, the tool stops.</w:t>
+      </w:r>
+    </w:p>
+    <w:p>
+      <w:r>
+        <w:pict>
+          <v:rect style="width:0;height:1.5pt" o:hralign="center" o:hrstd="t" o:hr="t"/>
+        </w:pict>
+      </w:r>
+    </w:p>
+    <w:bookmarkEnd w:id="15"/>
+    <w:bookmarkStart w:id="16" w:name="step-5-open-the-tool-in-your-browser"/>
+    <w:p>
+      <w:pPr>
+        <w:pStyle w:val="Heading2"/>
+      </w:pPr>
+      <w:r>
+        <w:t xml:space="preserve">Step 5 — Open the tool in your browser</w:t>
+      </w:r>
+    </w:p>
+    <w:p>
+      <w:pPr>
+        <w:pStyle w:val="FirstParagraph"/>
+      </w:pPr>
+      <w:r>
+        <w:t xml:space="preserve">Open</w:t>
+      </w:r>
+      <w:r>
+        <w:t xml:space="preserve"> </w:t>
+      </w:r>
+      <w:r>
+        <w:rPr>
+          <w:b/>
+          <w:bCs/>
+        </w:rPr>
+        <w:t xml:space="preserve">Chrome</w:t>
+      </w:r>
+      <w:r>
+        <w:t xml:space="preserve">,</w:t>
+      </w:r>
+      <w:r>
+        <w:t xml:space="preserve"> </w:t>
+      </w:r>
+      <w:r>
+        <w:rPr>
+          <w:b/>
+          <w:bCs/>
+        </w:rPr>
+        <w:t xml:space="preserve">Safari</w:t>
+      </w:r>
+      <w:r>
+        <w:t xml:space="preserve">, or any browser.</w:t>
+      </w:r>
+    </w:p>
+    <w:p>
+      <w:pPr>
+        <w:pStyle w:val="BodyText"/>
+      </w:pPr>
+      <w:r>
+        <w:t xml:space="preserve">Go to this address:</w:t>
+      </w:r>
+      <w:r>
+        <w:t xml:space="preserve"> </w:t>
+      </w:r>
+      <w:r>
+        <w:rPr>
+          <w:b/>
+          <w:bCs/>
+        </w:rPr>
+        <w:t xml:space="preserve">http://localhost:5050</w:t>
+      </w:r>
+    </w:p>
+    <w:p>
+      <w:pPr>
+        <w:pStyle w:val="BodyText"/>
+      </w:pPr>
+      <w:r>
+        <w:t xml:space="preserve">You should see the LinkedIn Outreach tool. Setup is complete.</w:t>
+      </w:r>
+    </w:p>
+    <w:p>
+      <w:pPr>
+        <w:pStyle w:val="BodyText"/>
+      </w:pPr>
+      <w:r>
+        <w:rPr>
+          <w:b/>
+          <w:bCs/>
+        </w:rPr>
+        <w:t xml:space="preserve">→ Skip to Part 2 (Using the Tool)</w:t>
+      </w:r>
+    </w:p>
+    <w:p>
+      <w:r>
+        <w:pict>
+          <v:rect style="width:0;height:1.5pt" o:hralign="center" o:hrstd="t" o:hr="t"/>
+        </w:pict>
+      </w:r>
+    </w:p>
+    <w:p>
+      <w:r>
+        <w:pict>
+          <v:rect style="width:0;height:1.5pt" o:hralign="center" o:hrstd="t" o:hr="t"/>
+        </w:pict>
+      </w:r>
+    </w:p>
+    <w:bookmarkEnd w:id="16"/>
+    <w:bookmarkEnd w:id="17"/>
+    <w:bookmarkStart w:id="24" w:name="windows-setup"/>
+    <w:p>
+      <w:pPr>
+        <w:pStyle w:val="Heading1"/>
+      </w:pPr>
+      <w:r>
+        <w:t xml:space="preserve">WINDOWS SETUP</w:t>
+      </w:r>
+    </w:p>
+    <w:p>
+      <w:r>
+        <w:pict>
+          <v:rect style="width:0;height:1.5pt" o:hralign="center" o:hrstd="t" o:hr="t"/>
+        </w:pict>
+      </w:r>
+    </w:p>
+    <w:bookmarkStart w:id="18" w:name="step-1-open-command-prompt"/>
+    <w:p>
+      <w:pPr>
+        <w:pStyle w:val="Heading2"/>
+      </w:pPr>
+      <w:r>
+        <w:t xml:space="preserve">Step 1 — Open Command Prompt</w:t>
       </w:r>
     </w:p>
     <w:p>
@@ -1012,21 +807,27 @@
         <w:pStyle w:val="Compact"/>
         <w:numPr>
           <w:ilvl w:val="0"/>
-          <w:numId w:val="1002"/>
+          <w:numId w:val="1003"/>
         </w:numPr>
       </w:pPr>
       <w:r>
-        <w:rPr>
-          <w:b/>
-          <w:bCs/>
-        </w:rPr>
-        <w:t xml:space="preserve">Location</w:t>
-      </w:r>
-      <w:r>
-        <w:t xml:space="preserve"> </w:t>
-      </w:r>
-      <w:r>
-        <w:t xml:space="preserve">— defaults to United Kingdom</w:t>
+        <w:t xml:space="preserve">Press the</w:t>
+      </w:r>
+      <w:r>
+        <w:t xml:space="preserve"> </w:t>
+      </w:r>
+      <w:r>
+        <w:rPr>
+          <w:b/>
+          <w:bCs/>
+        </w:rPr>
+        <w:t xml:space="preserve">Windows key</w:t>
+      </w:r>
+      <w:r>
+        <w:t xml:space="preserve"> </w:t>
+      </w:r>
+      <w:r>
+        <w:t xml:space="preserve">on your keyboard</w:t>
       </w:r>
     </w:p>
     <w:p>
@@ -1034,21 +835,21 @@
         <w:pStyle w:val="Compact"/>
         <w:numPr>
           <w:ilvl w:val="0"/>
-          <w:numId w:val="1002"/>
+          <w:numId w:val="1003"/>
         </w:numPr>
       </w:pPr>
       <w:r>
-        <w:rPr>
-          <w:b/>
-          <w:bCs/>
-        </w:rPr>
-        <w:t xml:space="preserve">Max results per company</w:t>
-      </w:r>
-      <w:r>
-        <w:t xml:space="preserve"> </w:t>
-      </w:r>
-      <w:r>
-        <w:t xml:space="preserve">— how many people per company (e.g. 10)</w:t>
+        <w:t xml:space="preserve">Type</w:t>
+      </w:r>
+      <w:r>
+        <w:t xml:space="preserve"> </w:t>
+      </w:r>
+      <w:r>
+        <w:rPr>
+          <w:b/>
+          <w:bCs/>
+        </w:rPr>
+        <w:t xml:space="preserve">cmd</w:t>
       </w:r>
     </w:p>
     <w:p>
@@ -1056,21 +857,21 @@
         <w:pStyle w:val="Compact"/>
         <w:numPr>
           <w:ilvl w:val="0"/>
-          <w:numId w:val="1002"/>
+          <w:numId w:val="1003"/>
         </w:numPr>
       </w:pPr>
       <w:r>
-        <w:rPr>
-          <w:b/>
-          <w:bCs/>
-        </w:rPr>
-        <w:t xml:space="preserve">FinalScout API key</w:t>
-      </w:r>
-      <w:r>
-        <w:t xml:space="preserve"> </w:t>
-      </w:r>
-      <w:r>
-        <w:t xml:space="preserve">— paste your key here for emails</w:t>
+        <w:t xml:space="preserve">Press</w:t>
+      </w:r>
+      <w:r>
+        <w:t xml:space="preserve"> </w:t>
+      </w:r>
+      <w:r>
+        <w:rPr>
+          <w:b/>
+          <w:bCs/>
+        </w:rPr>
+        <w:t xml:space="preserve">Enter</w:t>
       </w:r>
     </w:p>
     <w:p>
@@ -1078,91 +879,23 @@
         <w:pStyle w:val="FirstParagraph"/>
       </w:pPr>
       <w:r>
-        <w:t xml:space="preserve">Click</w:t>
-      </w:r>
-      <w:r>
-        <w:t xml:space="preserve"> </w:t>
-      </w:r>
-      <w:r>
-        <w:rPr>
-          <w:b/>
-          <w:bCs/>
-        </w:rPr>
-        <w:t xml:space="preserve">“Start search”</w:t>
-      </w:r>
-      <w:r>
-        <w:t xml:space="preserve"> </w:t>
-      </w:r>
-      <w:r>
-        <w:t xml:space="preserve">— results appear in real time.</w:t>
-      </w:r>
-    </w:p>
-    <w:bookmarkEnd w:id="15"/>
-    <w:bookmarkStart w:id="16" w:name="download-results"/>
-    <w:p>
-      <w:pPr>
-        <w:pStyle w:val="Heading3"/>
-      </w:pPr>
-      <w:r>
-        <w:t xml:space="preserve">Download results</w:t>
-      </w:r>
-    </w:p>
-    <w:p>
-      <w:pPr>
-        <w:pStyle w:val="FirstParagraph"/>
-      </w:pPr>
-      <w:r>
-        <w:t xml:space="preserve">Click</w:t>
-      </w:r>
-      <w:r>
-        <w:t xml:space="preserve"> </w:t>
-      </w:r>
-      <w:r>
-        <w:rPr>
-          <w:b/>
-          <w:bCs/>
-        </w:rPr>
-        <w:t xml:space="preserve">“↓ Download CSV”</w:t>
-      </w:r>
-      <w:r>
-        <w:t xml:space="preserve"> </w:t>
-      </w:r>
-      <w:r>
-        <w:t xml:space="preserve">when done. Open it in Excel or Google Sheets.</w:t>
-      </w:r>
-    </w:p>
-    <w:bookmarkEnd w:id="16"/>
-    <w:bookmarkStart w:id="17" w:name="start-a-new-search"/>
-    <w:p>
-      <w:pPr>
-        <w:pStyle w:val="Heading3"/>
-      </w:pPr>
-      <w:r>
-        <w:t xml:space="preserve">Start a new search</w:t>
-      </w:r>
-    </w:p>
-    <w:p>
-      <w:pPr>
-        <w:pStyle w:val="FirstParagraph"/>
-      </w:pPr>
-      <w:r>
-        <w:t xml:space="preserve">Click</w:t>
-      </w:r>
-      <w:r>
-        <w:t xml:space="preserve"> </w:t>
-      </w:r>
-      <w:r>
-        <w:rPr>
-          <w:b/>
-          <w:bCs/>
-        </w:rPr>
-        <w:t xml:space="preserve">“↺ New Search”</w:t>
-      </w:r>
-      <w:r>
-        <w:t xml:space="preserve"> </w:t>
-      </w:r>
-      <w:r>
-        <w:t xml:space="preserve">to clear the results and search again.</w:t>
+        <w:t xml:space="preserve">A black window opens. This is Command Prompt.</w:t>
+      </w:r>
+      <w:r>
+        <w:t xml:space="preserve"> </w:t>
+      </w:r>
+      <w:r>
+        <w:rPr>
+          <w:b/>
+          <w:bCs/>
+        </w:rPr>
+        <w:t xml:space="preserve">Do not close it</w:t>
+      </w:r>
+      <w:r>
+        <w:t xml:space="preserve"> </w:t>
+      </w:r>
+      <w:r>
+        <w:t xml:space="preserve">— you will use it throughout this guide.</w:t>
       </w:r>
     </w:p>
     <w:p>
@@ -1172,15 +905,1331 @@
         </w:pict>
       </w:r>
     </w:p>
-    <w:bookmarkEnd w:id="17"/>
     <w:bookmarkEnd w:id="18"/>
-    <w:bookmarkStart w:id="19" w:name="part-5-understanding-your-results"/>
+    <w:bookmarkStart w:id="19" w:name="step-2-install-python"/>
     <w:p>
       <w:pPr>
         <w:pStyle w:val="Heading2"/>
       </w:pPr>
       <w:r>
-        <w:t xml:space="preserve">Part 5 — Understanding Your Results</w:t>
+        <w:t xml:space="preserve">Step 2 — Install Python</w:t>
+      </w:r>
+    </w:p>
+    <w:p>
+      <w:pPr>
+        <w:pStyle w:val="FirstParagraph"/>
+      </w:pPr>
+      <w:r>
+        <w:t xml:space="preserve">Paste this and press</w:t>
+      </w:r>
+      <w:r>
+        <w:t xml:space="preserve"> </w:t>
+      </w:r>
+      <w:r>
+        <w:rPr>
+          <w:b/>
+          <w:bCs/>
+        </w:rPr>
+        <w:t xml:space="preserve">Enter</w:t>
+      </w:r>
+      <w:r>
+        <w:t xml:space="preserve">:</w:t>
+      </w:r>
+    </w:p>
+    <w:p>
+      <w:pPr>
+        <w:pStyle w:val="SourceCode"/>
+      </w:pPr>
+      <w:r>
+        <w:rPr>
+          <w:rStyle w:val="VerbatimChar"/>
+        </w:rPr>
+        <w:t xml:space="preserve">winget install Python.Python.3.12</w:t>
+      </w:r>
+    </w:p>
+    <w:p>
+      <w:pPr>
+        <w:pStyle w:val="FirstParagraph"/>
+      </w:pPr>
+      <w:r>
+        <w:t xml:space="preserve">Wait for it to finish. When done, you will see</w:t>
+      </w:r>
+      <w:r>
+        <w:t xml:space="preserve"> </w:t>
+      </w:r>
+      <w:r>
+        <w:rPr>
+          <w:rStyle w:val="VerbatimChar"/>
+        </w:rPr>
+        <w:t xml:space="preserve">Successfully installed</w:t>
+      </w:r>
+      <w:r>
+        <w:t xml:space="preserve">.</w:t>
+      </w:r>
+    </w:p>
+    <w:p>
+      <w:pPr>
+        <w:pStyle w:val="BodyText"/>
+      </w:pPr>
+      <w:r>
+        <w:t xml:space="preserve">⚠️</w:t>
+      </w:r>
+      <w:r>
+        <w:t xml:space="preserve"> </w:t>
+      </w:r>
+      <w:r>
+        <w:rPr>
+          <w:b/>
+          <w:bCs/>
+        </w:rPr>
+        <w:t xml:space="preserve">Important:</w:t>
+      </w:r>
+      <w:r>
+        <w:t xml:space="preserve"> </w:t>
+      </w:r>
+      <w:r>
+        <w:t xml:space="preserve">Close Command Prompt completely and open it again (Step 1) before continuing.</w:t>
+      </w:r>
+    </w:p>
+    <w:p>
+      <w:r>
+        <w:pict>
+          <v:rect style="width:0;height:1.5pt" o:hralign="center" o:hrstd="t" o:hr="t"/>
+        </w:pict>
+      </w:r>
+    </w:p>
+    <w:bookmarkEnd w:id="19"/>
+    <w:bookmarkStart w:id="20" w:name="step-3-install-git"/>
+    <w:p>
+      <w:pPr>
+        <w:pStyle w:val="Heading2"/>
+      </w:pPr>
+      <w:r>
+        <w:t xml:space="preserve">Step 3 — Install Git</w:t>
+      </w:r>
+    </w:p>
+    <w:p>
+      <w:pPr>
+        <w:pStyle w:val="FirstParagraph"/>
+      </w:pPr>
+      <w:r>
+        <w:t xml:space="preserve">Paste this and press</w:t>
+      </w:r>
+      <w:r>
+        <w:t xml:space="preserve"> </w:t>
+      </w:r>
+      <w:r>
+        <w:rPr>
+          <w:b/>
+          <w:bCs/>
+        </w:rPr>
+        <w:t xml:space="preserve">Enter</w:t>
+      </w:r>
+      <w:r>
+        <w:t xml:space="preserve">:</w:t>
+      </w:r>
+    </w:p>
+    <w:p>
+      <w:pPr>
+        <w:pStyle w:val="SourceCode"/>
+      </w:pPr>
+      <w:r>
+        <w:rPr>
+          <w:rStyle w:val="VerbatimChar"/>
+        </w:rPr>
+        <w:t xml:space="preserve">winget install Git.Git</w:t>
+      </w:r>
+    </w:p>
+    <w:p>
+      <w:pPr>
+        <w:pStyle w:val="FirstParagraph"/>
+      </w:pPr>
+      <w:r>
+        <w:t xml:space="preserve">Wait for it to finish.</w:t>
+      </w:r>
+    </w:p>
+    <w:p>
+      <w:pPr>
+        <w:pStyle w:val="BodyText"/>
+      </w:pPr>
+      <w:r>
+        <w:t xml:space="preserve">⚠️</w:t>
+      </w:r>
+      <w:r>
+        <w:t xml:space="preserve"> </w:t>
+      </w:r>
+      <w:r>
+        <w:rPr>
+          <w:b/>
+          <w:bCs/>
+        </w:rPr>
+        <w:t xml:space="preserve">Important:</w:t>
+      </w:r>
+      <w:r>
+        <w:t xml:space="preserve"> </w:t>
+      </w:r>
+      <w:r>
+        <w:t xml:space="preserve">Close Command Prompt completely and open it again (Step 1) before continuing.</w:t>
+      </w:r>
+    </w:p>
+    <w:p>
+      <w:r>
+        <w:pict>
+          <v:rect style="width:0;height:1.5pt" o:hralign="center" o:hrstd="t" o:hr="t"/>
+        </w:pict>
+      </w:r>
+    </w:p>
+    <w:bookmarkEnd w:id="20"/>
+    <w:bookmarkStart w:id="21" w:name="step-4-download-and-install-the-tool"/>
+    <w:p>
+      <w:pPr>
+        <w:pStyle w:val="Heading2"/>
+      </w:pPr>
+      <w:r>
+        <w:t xml:space="preserve">Step 4 — Download and install the tool</w:t>
+      </w:r>
+    </w:p>
+    <w:p>
+      <w:pPr>
+        <w:pStyle w:val="FirstParagraph"/>
+      </w:pPr>
+      <w:r>
+        <w:t xml:space="preserve">Paste this entire line and press</w:t>
+      </w:r>
+      <w:r>
+        <w:t xml:space="preserve"> </w:t>
+      </w:r>
+      <w:r>
+        <w:rPr>
+          <w:b/>
+          <w:bCs/>
+        </w:rPr>
+        <w:t xml:space="preserve">Enter</w:t>
+      </w:r>
+      <w:r>
+        <w:t xml:space="preserve">:</w:t>
+      </w:r>
+    </w:p>
+    <w:p>
+      <w:pPr>
+        <w:pStyle w:val="SourceCode"/>
+      </w:pPr>
+      <w:r>
+        <w:rPr>
+          <w:rStyle w:val="VerbatimChar"/>
+        </w:rPr>
+        <w:t xml:space="preserve">git clone https://github.com/kirill-tiukin/linkedin-scraper %USERPROFILE%\Desktop\linkedin-scraper &amp;&amp; cd %USERPROFILE%\Desktop\linkedin-scraper &amp;&amp; python -m venv .venv &amp;&amp; .venv\Scripts\activate &amp;&amp; pip install -r requirements.txt &amp;&amp; playwright install chromium</w:t>
+      </w:r>
+    </w:p>
+    <w:p>
+      <w:pPr>
+        <w:pStyle w:val="FirstParagraph"/>
+      </w:pPr>
+      <w:r>
+        <w:t xml:space="preserve">This will take</w:t>
+      </w:r>
+      <w:r>
+        <w:t xml:space="preserve"> </w:t>
+      </w:r>
+      <w:r>
+        <w:rPr>
+          <w:b/>
+          <w:bCs/>
+        </w:rPr>
+        <w:t xml:space="preserve">3–5 minutes</w:t>
+      </w:r>
+      <w:r>
+        <w:t xml:space="preserve">. You will see a lot of text scrolling — that is normal. Do not close Command Prompt.</w:t>
+      </w:r>
+    </w:p>
+    <w:p>
+      <w:pPr>
+        <w:pStyle w:val="BodyText"/>
+      </w:pPr>
+      <w:r>
+        <w:t xml:space="preserve">When it is done, the scrolling stops and you see a</w:t>
+      </w:r>
+      <w:r>
+        <w:t xml:space="preserve"> </w:t>
+      </w:r>
+      <w:r>
+        <w:rPr>
+          <w:rStyle w:val="VerbatimChar"/>
+        </w:rPr>
+        <w:t xml:space="preserve">&gt;</w:t>
+      </w:r>
+      <w:r>
+        <w:t xml:space="preserve"> </w:t>
+      </w:r>
+      <w:r>
+        <w:t xml:space="preserve">symbol.</w:t>
+      </w:r>
+    </w:p>
+    <w:p>
+      <w:r>
+        <w:pict>
+          <v:rect style="width:0;height:1.5pt" o:hralign="center" o:hrstd="t" o:hr="t"/>
+        </w:pict>
+      </w:r>
+    </w:p>
+    <w:bookmarkEnd w:id="21"/>
+    <w:bookmarkStart w:id="22" w:name="step-5-start-the-tool"/>
+    <w:p>
+      <w:pPr>
+        <w:pStyle w:val="Heading2"/>
+      </w:pPr>
+      <w:r>
+        <w:t xml:space="preserve">Step 5 — Start the tool</w:t>
+      </w:r>
+    </w:p>
+    <w:p>
+      <w:pPr>
+        <w:pStyle w:val="FirstParagraph"/>
+      </w:pPr>
+      <w:r>
+        <w:t xml:space="preserve">Paste this and press</w:t>
+      </w:r>
+      <w:r>
+        <w:t xml:space="preserve"> </w:t>
+      </w:r>
+      <w:r>
+        <w:rPr>
+          <w:b/>
+          <w:bCs/>
+        </w:rPr>
+        <w:t xml:space="preserve">Enter</w:t>
+      </w:r>
+      <w:r>
+        <w:t xml:space="preserve">:</w:t>
+      </w:r>
+    </w:p>
+    <w:p>
+      <w:pPr>
+        <w:pStyle w:val="SourceCode"/>
+      </w:pPr>
+      <w:r>
+        <w:rPr>
+          <w:rStyle w:val="VerbatimChar"/>
+        </w:rPr>
+        <w:t xml:space="preserve">cd %USERPROFILE%\Desktop\linkedin-scraper &amp;&amp; .venv\Scripts\activate &amp;&amp; python app.py</w:t>
+      </w:r>
+    </w:p>
+    <w:p>
+      <w:pPr>
+        <w:pStyle w:val="FirstParagraph"/>
+      </w:pPr>
+      <w:r>
+        <w:t xml:space="preserve">You will see something like:</w:t>
+      </w:r>
+    </w:p>
+    <w:p>
+      <w:pPr>
+        <w:pStyle w:val="SourceCode"/>
+      </w:pPr>
+      <w:r>
+        <w:rPr>
+          <w:rStyle w:val="VerbatimChar"/>
+        </w:rPr>
+        <w:t xml:space="preserve">* Running on http://127.0.0.1:5050</w:t>
+      </w:r>
+    </w:p>
+    <w:p>
+      <w:pPr>
+        <w:pStyle w:val="FirstParagraph"/>
+      </w:pPr>
+      <w:r>
+        <w:rPr>
+          <w:b/>
+          <w:bCs/>
+        </w:rPr>
+        <w:t xml:space="preserve">Do not close Command Prompt.</w:t>
+      </w:r>
+      <w:r>
+        <w:t xml:space="preserve"> </w:t>
+      </w:r>
+      <w:r>
+        <w:t xml:space="preserve">The tool runs inside it. If you close it, the tool stops.</w:t>
+      </w:r>
+    </w:p>
+    <w:p>
+      <w:r>
+        <w:pict>
+          <v:rect style="width:0;height:1.5pt" o:hralign="center" o:hrstd="t" o:hr="t"/>
+        </w:pict>
+      </w:r>
+    </w:p>
+    <w:bookmarkEnd w:id="22"/>
+    <w:bookmarkStart w:id="23" w:name="step-6-open-the-tool-in-your-browser"/>
+    <w:p>
+      <w:pPr>
+        <w:pStyle w:val="Heading2"/>
+      </w:pPr>
+      <w:r>
+        <w:t xml:space="preserve">Step 6 — Open the tool in your browser</w:t>
+      </w:r>
+    </w:p>
+    <w:p>
+      <w:pPr>
+        <w:pStyle w:val="FirstParagraph"/>
+      </w:pPr>
+      <w:r>
+        <w:t xml:space="preserve">Open</w:t>
+      </w:r>
+      <w:r>
+        <w:t xml:space="preserve"> </w:t>
+      </w:r>
+      <w:r>
+        <w:rPr>
+          <w:b/>
+          <w:bCs/>
+        </w:rPr>
+        <w:t xml:space="preserve">Chrome</w:t>
+      </w:r>
+      <w:r>
+        <w:t xml:space="preserve">,</w:t>
+      </w:r>
+      <w:r>
+        <w:t xml:space="preserve"> </w:t>
+      </w:r>
+      <w:r>
+        <w:rPr>
+          <w:b/>
+          <w:bCs/>
+        </w:rPr>
+        <w:t xml:space="preserve">Edge</w:t>
+      </w:r>
+      <w:r>
+        <w:t xml:space="preserve">, or any browser.</w:t>
+      </w:r>
+    </w:p>
+    <w:p>
+      <w:pPr>
+        <w:pStyle w:val="BodyText"/>
+      </w:pPr>
+      <w:r>
+        <w:t xml:space="preserve">Go to this address:</w:t>
+      </w:r>
+      <w:r>
+        <w:t xml:space="preserve"> </w:t>
+      </w:r>
+      <w:r>
+        <w:rPr>
+          <w:b/>
+          <w:bCs/>
+        </w:rPr>
+        <w:t xml:space="preserve">http://localhost:5050</w:t>
+      </w:r>
+    </w:p>
+    <w:p>
+      <w:pPr>
+        <w:pStyle w:val="BodyText"/>
+      </w:pPr>
+      <w:r>
+        <w:t xml:space="preserve">You should see the LinkedIn Outreach tool. Setup is complete.</w:t>
+      </w:r>
+    </w:p>
+    <w:p>
+      <w:r>
+        <w:pict>
+          <v:rect style="width:0;height:1.5pt" o:hralign="center" o:hrstd="t" o:hr="t"/>
+        </w:pict>
+      </w:r>
+    </w:p>
+    <w:p>
+      <w:r>
+        <w:pict>
+          <v:rect style="width:0;height:1.5pt" o:hralign="center" o:hrstd="t" o:hr="t"/>
+        </w:pict>
+      </w:r>
+    </w:p>
+    <w:bookmarkEnd w:id="23"/>
+    <w:bookmarkEnd w:id="24"/>
+    <w:bookmarkStart w:id="27" w:name="part-2-every-time-you-use-the-tool"/>
+    <w:p>
+      <w:pPr>
+        <w:pStyle w:val="Heading1"/>
+      </w:pPr>
+      <w:r>
+        <w:t xml:space="preserve">PART 2 — Every Time You Use the Tool</w:t>
+      </w:r>
+    </w:p>
+    <w:p>
+      <w:pPr>
+        <w:pStyle w:val="FirstParagraph"/>
+      </w:pPr>
+      <w:r>
+        <w:t xml:space="preserve">You only need to do this from now on — no more installation steps.</w:t>
+      </w:r>
+    </w:p>
+    <w:bookmarkStart w:id="25" w:name="mac"/>
+    <w:p>
+      <w:pPr>
+        <w:pStyle w:val="Heading3"/>
+      </w:pPr>
+      <w:r>
+        <w:t xml:space="preserve">Mac</w:t>
+      </w:r>
+    </w:p>
+    <w:p>
+      <w:pPr>
+        <w:pStyle w:val="Compact"/>
+        <w:numPr>
+          <w:ilvl w:val="0"/>
+          <w:numId w:val="1004"/>
+        </w:numPr>
+      </w:pPr>
+      <w:r>
+        <w:t xml:space="preserve">Open Terminal</w:t>
+      </w:r>
+    </w:p>
+    <w:p>
+      <w:pPr>
+        <w:pStyle w:val="Compact"/>
+        <w:numPr>
+          <w:ilvl w:val="0"/>
+          <w:numId w:val="1004"/>
+        </w:numPr>
+      </w:pPr>
+      <w:r>
+        <w:t xml:space="preserve">Paste this and press Enter:</w:t>
+      </w:r>
+    </w:p>
+    <w:p>
+      <w:pPr>
+        <w:pStyle w:val="SourceCode"/>
+      </w:pPr>
+      <w:r>
+        <w:rPr>
+          <w:rStyle w:val="VerbatimChar"/>
+        </w:rPr>
+        <w:t xml:space="preserve">cd ~/Desktop/linkedin-scraper &amp;&amp; source .venv/bin/activate &amp;&amp; python3 app.py</w:t>
+      </w:r>
+    </w:p>
+    <w:p>
+      <w:pPr>
+        <w:pStyle w:val="Compact"/>
+        <w:numPr>
+          <w:ilvl w:val="0"/>
+          <w:numId w:val="1005"/>
+        </w:numPr>
+      </w:pPr>
+      <w:r>
+        <w:t xml:space="preserve">Open your browser and go to</w:t>
+      </w:r>
+      <w:r>
+        <w:t xml:space="preserve"> </w:t>
+      </w:r>
+      <w:r>
+        <w:rPr>
+          <w:b/>
+          <w:bCs/>
+        </w:rPr>
+        <w:t xml:space="preserve">http://localhost:5050</w:t>
+      </w:r>
+    </w:p>
+    <w:bookmarkEnd w:id="25"/>
+    <w:bookmarkStart w:id="26" w:name="windows"/>
+    <w:p>
+      <w:pPr>
+        <w:pStyle w:val="Heading3"/>
+      </w:pPr>
+      <w:r>
+        <w:t xml:space="preserve">Windows</w:t>
+      </w:r>
+    </w:p>
+    <w:p>
+      <w:pPr>
+        <w:pStyle w:val="Compact"/>
+        <w:numPr>
+          <w:ilvl w:val="0"/>
+          <w:numId w:val="1006"/>
+        </w:numPr>
+      </w:pPr>
+      <w:r>
+        <w:t xml:space="preserve">Open Command Prompt</w:t>
+      </w:r>
+    </w:p>
+    <w:p>
+      <w:pPr>
+        <w:pStyle w:val="Compact"/>
+        <w:numPr>
+          <w:ilvl w:val="0"/>
+          <w:numId w:val="1006"/>
+        </w:numPr>
+      </w:pPr>
+      <w:r>
+        <w:t xml:space="preserve">Paste this and press Enter:</w:t>
+      </w:r>
+    </w:p>
+    <w:p>
+      <w:pPr>
+        <w:pStyle w:val="SourceCode"/>
+      </w:pPr>
+      <w:r>
+        <w:rPr>
+          <w:rStyle w:val="VerbatimChar"/>
+        </w:rPr>
+        <w:t xml:space="preserve">cd %USERPROFILE%\Desktop\linkedin-scraper &amp;&amp; .venv\Scripts\activate &amp;&amp; python app.py</w:t>
+      </w:r>
+    </w:p>
+    <w:p>
+      <w:pPr>
+        <w:pStyle w:val="Compact"/>
+        <w:numPr>
+          <w:ilvl w:val="0"/>
+          <w:numId w:val="1007"/>
+        </w:numPr>
+      </w:pPr>
+      <w:r>
+        <w:t xml:space="preserve">Open your browser and go to</w:t>
+      </w:r>
+      <w:r>
+        <w:t xml:space="preserve"> </w:t>
+      </w:r>
+      <w:r>
+        <w:rPr>
+          <w:b/>
+          <w:bCs/>
+        </w:rPr>
+        <w:t xml:space="preserve">http://localhost:5050</w:t>
+      </w:r>
+    </w:p>
+    <w:p>
+      <w:pPr>
+        <w:pStyle w:val="FirstParagraph"/>
+      </w:pPr>
+      <w:r>
+        <w:t xml:space="preserve">⚠️</w:t>
+      </w:r>
+      <w:r>
+        <w:t xml:space="preserve"> </w:t>
+      </w:r>
+      <w:r>
+        <w:rPr>
+          <w:b/>
+          <w:bCs/>
+        </w:rPr>
+        <w:t xml:space="preserve">Reminder:</w:t>
+      </w:r>
+      <w:r>
+        <w:t xml:space="preserve"> </w:t>
+      </w:r>
+      <w:r>
+        <w:t xml:space="preserve">Keep Terminal / Command Prompt open the whole time you use the tool. Minimise it — do not close it.</w:t>
+      </w:r>
+    </w:p>
+    <w:p>
+      <w:r>
+        <w:pict>
+          <v:rect style="width:0;height:1.5pt" o:hralign="center" o:hrstd="t" o:hr="t"/>
+        </w:pict>
+      </w:r>
+    </w:p>
+    <w:p>
+      <w:r>
+        <w:pict>
+          <v:rect style="width:0;height:1.5pt" o:hralign="center" o:hrstd="t" o:hr="t"/>
+        </w:pict>
+      </w:r>
+    </w:p>
+    <w:bookmarkEnd w:id="26"/>
+    <w:bookmarkEnd w:id="27"/>
+    <w:bookmarkStart w:id="31" w:name="X5850c03f2a8aeb96fb7afe12f529a0292be3e63"/>
+    <w:p>
+      <w:pPr>
+        <w:pStyle w:val="Heading1"/>
+      </w:pPr>
+      <w:r>
+        <w:t xml:space="preserve">PART 3 — Setting Up Email Finding (FinalScout)</w:t>
+      </w:r>
+    </w:p>
+    <w:p>
+      <w:pPr>
+        <w:pStyle w:val="FirstParagraph"/>
+      </w:pPr>
+      <w:r>
+        <w:t xml:space="preserve">FinalScout finds professional email addresses for the people you search.</w:t>
+      </w:r>
+    </w:p>
+    <w:p>
+      <w:pPr>
+        <w:pStyle w:val="BodyText"/>
+      </w:pPr>
+      <w:r>
+        <w:rPr>
+          <w:b/>
+          <w:bCs/>
+        </w:rPr>
+        <w:t xml:space="preserve">New accounts get 50 free credits.</w:t>
+      </w:r>
+      <w:r>
+        <w:t xml:space="preserve"> </w:t>
+      </w:r>
+      <w:r>
+        <w:t xml:space="preserve">Each credit = one email found.</w:t>
+      </w:r>
+      <w:r>
+        <w:t xml:space="preserve"> </w:t>
+      </w:r>
+      <w:r>
+        <w:t xml:space="preserve">If no email is found for someone, no credit is used.</w:t>
+      </w:r>
+    </w:p>
+    <w:bookmarkStart w:id="28" w:name="step-1-create-a-free-account"/>
+    <w:p>
+      <w:pPr>
+        <w:pStyle w:val="Heading3"/>
+      </w:pPr>
+      <w:r>
+        <w:t xml:space="preserve">Step 1 — Create a free account</w:t>
+      </w:r>
+    </w:p>
+    <w:p>
+      <w:pPr>
+        <w:pStyle w:val="FirstParagraph"/>
+      </w:pPr>
+      <w:r>
+        <w:t xml:space="preserve">Go to</w:t>
+      </w:r>
+      <w:r>
+        <w:t xml:space="preserve"> </w:t>
+      </w:r>
+      <w:r>
+        <w:rPr>
+          <w:b/>
+          <w:bCs/>
+        </w:rPr>
+        <w:t xml:space="preserve">https://finalscout.com</w:t>
+      </w:r>
+      <w:r>
+        <w:t xml:space="preserve"> </w:t>
+      </w:r>
+      <w:r>
+        <w:t xml:space="preserve">and sign up.</w:t>
+      </w:r>
+    </w:p>
+    <w:bookmarkEnd w:id="28"/>
+    <w:bookmarkStart w:id="29" w:name="step-2-get-your-api-key"/>
+    <w:p>
+      <w:pPr>
+        <w:pStyle w:val="Heading3"/>
+      </w:pPr>
+      <w:r>
+        <w:t xml:space="preserve">Step 2 — Get your API key</w:t>
+      </w:r>
+    </w:p>
+    <w:p>
+      <w:pPr>
+        <w:pStyle w:val="FirstParagraph"/>
+      </w:pPr>
+      <w:r>
+        <w:t xml:space="preserve">After signing in, go to:</w:t>
+      </w:r>
+      <w:r>
+        <w:t xml:space="preserve"> </w:t>
+      </w:r>
+      <w:r>
+        <w:rPr>
+          <w:b/>
+          <w:bCs/>
+        </w:rPr>
+        <w:t xml:space="preserve">https://finalscout.com/app/api/settings</w:t>
+      </w:r>
+    </w:p>
+    <w:p>
+      <w:pPr>
+        <w:pStyle w:val="BodyText"/>
+      </w:pPr>
+      <w:r>
+        <w:t xml:space="preserve">You will see a long code that looks like this:</w:t>
+      </w:r>
+      <w:r>
+        <w:t xml:space="preserve"> </w:t>
+      </w:r>
+      <w:r>
+        <w:rPr>
+          <w:rStyle w:val="VerbatimChar"/>
+        </w:rPr>
+        <w:t xml:space="preserve">3a2458d9a8d4253536d5869790151b91</w:t>
+      </w:r>
+    </w:p>
+    <w:p>
+      <w:pPr>
+        <w:pStyle w:val="BodyText"/>
+      </w:pPr>
+      <w:r>
+        <w:t xml:space="preserve">Click the copy button next to it, or select it all and press</w:t>
+      </w:r>
+      <w:r>
+        <w:t xml:space="preserve"> </w:t>
+      </w:r>
+      <w:r>
+        <w:rPr>
+          <w:b/>
+          <w:bCs/>
+        </w:rPr>
+        <w:t xml:space="preserve">Ctrl+C</w:t>
+      </w:r>
+      <w:r>
+        <w:t xml:space="preserve"> </w:t>
+      </w:r>
+      <w:r>
+        <w:t xml:space="preserve">(Windows) or</w:t>
+      </w:r>
+      <w:r>
+        <w:t xml:space="preserve"> </w:t>
+      </w:r>
+      <w:r>
+        <w:rPr>
+          <w:b/>
+          <w:bCs/>
+        </w:rPr>
+        <w:t xml:space="preserve">Cmd+C</w:t>
+      </w:r>
+      <w:r>
+        <w:t xml:space="preserve"> </w:t>
+      </w:r>
+      <w:r>
+        <w:t xml:space="preserve">(Mac).</w:t>
+      </w:r>
+    </w:p>
+    <w:bookmarkEnd w:id="29"/>
+    <w:bookmarkStart w:id="30" w:name="step-3-add-it-to-the-tool"/>
+    <w:p>
+      <w:pPr>
+        <w:pStyle w:val="Heading3"/>
+      </w:pPr>
+      <w:r>
+        <w:t xml:space="preserve">Step 3 — Add it to the tool</w:t>
+      </w:r>
+    </w:p>
+    <w:p>
+      <w:pPr>
+        <w:pStyle w:val="FirstParagraph"/>
+      </w:pPr>
+      <w:r>
+        <w:t xml:space="preserve">In the tool at</w:t>
+      </w:r>
+      <w:r>
+        <w:t xml:space="preserve"> </w:t>
+      </w:r>
+      <w:r>
+        <w:rPr>
+          <w:b/>
+          <w:bCs/>
+        </w:rPr>
+        <w:t xml:space="preserve">http://localhost:5050</w:t>
+      </w:r>
+      <w:r>
+        <w:t xml:space="preserve">, find the</w:t>
+      </w:r>
+      <w:r>
+        <w:t xml:space="preserve"> </w:t>
+      </w:r>
+      <w:r>
+        <w:rPr>
+          <w:b/>
+          <w:bCs/>
+        </w:rPr>
+        <w:t xml:space="preserve">“FinalScout API key”</w:t>
+      </w:r>
+      <w:r>
+        <w:t xml:space="preserve"> </w:t>
+      </w:r>
+      <w:r>
+        <w:t xml:space="preserve">field in the left sidebar and paste your key there.</w:t>
+      </w:r>
+    </w:p>
+    <w:p>
+      <w:pPr>
+        <w:pStyle w:val="BodyText"/>
+      </w:pPr>
+      <w:r>
+        <w:t xml:space="preserve">Done — every search will now find emails automatically.</w:t>
+      </w:r>
+    </w:p>
+    <w:p>
+      <w:pPr>
+        <w:pStyle w:val="BodyText"/>
+      </w:pPr>
+      <w:r>
+        <w:rPr>
+          <w:b/>
+          <w:bCs/>
+        </w:rPr>
+        <w:t xml:space="preserve">Need more credits?</w:t>
+      </w:r>
+      <w:r>
+        <w:t xml:space="preserve"> </w:t>
+      </w:r>
+      <w:r>
+        <w:t xml:space="preserve">Go to</w:t>
+      </w:r>
+      <w:r>
+        <w:t xml:space="preserve"> </w:t>
+      </w:r>
+      <w:r>
+        <w:rPr>
+          <w:b/>
+          <w:bCs/>
+        </w:rPr>
+        <w:t xml:space="preserve">https://finalscout.com/app/billing</w:t>
+      </w:r>
+    </w:p>
+    <w:p>
+      <w:r>
+        <w:pict>
+          <v:rect style="width:0;height:1.5pt" o:hralign="center" o:hrstd="t" o:hr="t"/>
+        </w:pict>
+      </w:r>
+    </w:p>
+    <w:p>
+      <w:r>
+        <w:pict>
+          <v:rect style="width:0;height:1.5pt" o:hralign="center" o:hrstd="t" o:hr="t"/>
+        </w:pict>
+      </w:r>
+    </w:p>
+    <w:bookmarkEnd w:id="30"/>
+    <w:bookmarkEnd w:id="31"/>
+    <w:bookmarkStart w:id="36" w:name="part-4-how-to-use-the-tool"/>
+    <w:p>
+      <w:pPr>
+        <w:pStyle w:val="Heading1"/>
+      </w:pPr>
+      <w:r>
+        <w:t xml:space="preserve">PART 4 — How to Use the Tool</w:t>
+      </w:r>
+    </w:p>
+    <w:bookmarkStart w:id="32" w:name="X08c72cc3641bd9939fdd634edeb126cb17f9f10"/>
+    <w:p>
+      <w:pPr>
+        <w:pStyle w:val="Heading3"/>
+      </w:pPr>
+      <w:r>
+        <w:t xml:space="preserve">Connect your LinkedIn account (once per session)</w:t>
+      </w:r>
+    </w:p>
+    <w:p>
+      <w:pPr>
+        <w:pStyle w:val="Compact"/>
+        <w:numPr>
+          <w:ilvl w:val="0"/>
+          <w:numId w:val="1008"/>
+        </w:numPr>
+      </w:pPr>
+      <w:r>
+        <w:t xml:space="preserve">Click</w:t>
+      </w:r>
+      <w:r>
+        <w:t xml:space="preserve"> </w:t>
+      </w:r>
+      <w:r>
+        <w:rPr>
+          <w:b/>
+          <w:bCs/>
+        </w:rPr>
+        <w:t xml:space="preserve">“Connect”</w:t>
+      </w:r>
+      <w:r>
+        <w:t xml:space="preserve"> </w:t>
+      </w:r>
+      <w:r>
+        <w:t xml:space="preserve">in the left sidebar</w:t>
+      </w:r>
+    </w:p>
+    <w:p>
+      <w:pPr>
+        <w:pStyle w:val="Compact"/>
+        <w:numPr>
+          <w:ilvl w:val="0"/>
+          <w:numId w:val="1008"/>
+        </w:numPr>
+      </w:pPr>
+      <w:r>
+        <w:t xml:space="preserve">A browser window opens — log in to your LinkedIn account as normal</w:t>
+      </w:r>
+    </w:p>
+    <w:p>
+      <w:pPr>
+        <w:pStyle w:val="Compact"/>
+        <w:numPr>
+          <w:ilvl w:val="0"/>
+          <w:numId w:val="1008"/>
+        </w:numPr>
+      </w:pPr>
+      <w:r>
+        <w:t xml:space="preserve">The window closes on its own once you are logged in</w:t>
+      </w:r>
+    </w:p>
+    <w:p>
+      <w:pPr>
+        <w:pStyle w:val="Compact"/>
+        <w:numPr>
+          <w:ilvl w:val="0"/>
+          <w:numId w:val="1008"/>
+        </w:numPr>
+      </w:pPr>
+      <w:r>
+        <w:t xml:space="preserve">You will see</w:t>
+      </w:r>
+      <w:r>
+        <w:t xml:space="preserve"> </w:t>
+      </w:r>
+      <w:r>
+        <w:rPr>
+          <w:b/>
+          <w:bCs/>
+        </w:rPr>
+        <w:t xml:space="preserve">“Session active ●”</w:t>
+      </w:r>
+      <w:r>
+        <w:t xml:space="preserve"> </w:t>
+      </w:r>
+      <w:r>
+        <w:t xml:space="preserve">— you are ready</w:t>
+      </w:r>
+    </w:p>
+    <w:bookmarkEnd w:id="32"/>
+    <w:bookmarkStart w:id="33" w:name="run-a-search"/>
+    <w:p>
+      <w:pPr>
+        <w:pStyle w:val="Heading3"/>
+      </w:pPr>
+      <w:r>
+        <w:t xml:space="preserve">Run a search</w:t>
+      </w:r>
+    </w:p>
+    <w:p>
+      <w:pPr>
+        <w:pStyle w:val="FirstParagraph"/>
+      </w:pPr>
+      <w:r>
+        <w:t xml:space="preserve">Fill in the fields on the left:</w:t>
+      </w:r>
+    </w:p>
+    <w:p>
+      <w:pPr>
+        <w:numPr>
+          <w:ilvl w:val="0"/>
+          <w:numId w:val="1009"/>
+        </w:numPr>
+      </w:pPr>
+      <w:r>
+        <w:rPr>
+          <w:b/>
+          <w:bCs/>
+        </w:rPr>
+        <w:t xml:space="preserve">Target roles</w:t>
+      </w:r>
+      <w:r>
+        <w:t xml:space="preserve"> </w:t>
+      </w:r>
+      <w:r>
+        <w:t xml:space="preserve">— job titles you want to find, one per line</w:t>
+      </w:r>
+      <w:r>
+        <w:t xml:space="preserve"> </w:t>
+      </w:r>
+      <w:r>
+        <w:t xml:space="preserve">Example:</w:t>
+      </w:r>
+    </w:p>
+    <w:p>
+      <w:pPr>
+        <w:pStyle w:val="SourceCode"/>
+        <w:numPr>
+          <w:ilvl w:val="0"/>
+          <w:numId w:val="1000"/>
+        </w:numPr>
+      </w:pPr>
+      <w:r>
+        <w:rPr>
+          <w:rStyle w:val="VerbatimChar"/>
+        </w:rPr>
+        <w:t xml:space="preserve">HR Manager</w:t>
+      </w:r>
+      <w:r>
+        <w:br/>
+      </w:r>
+      <w:r>
+        <w:rPr>
+          <w:rStyle w:val="VerbatimChar"/>
+        </w:rPr>
+        <w:t xml:space="preserve">Talent Acquisition</w:t>
+      </w:r>
+      <w:r>
+        <w:br/>
+      </w:r>
+      <w:r>
+        <w:rPr>
+          <w:rStyle w:val="VerbatimChar"/>
+        </w:rPr>
+        <w:t xml:space="preserve">Head of HR</w:t>
+      </w:r>
+    </w:p>
+    <w:p>
+      <w:pPr>
+        <w:numPr>
+          <w:ilvl w:val="0"/>
+          <w:numId w:val="1009"/>
+        </w:numPr>
+      </w:pPr>
+      <w:r>
+        <w:rPr>
+          <w:b/>
+          <w:bCs/>
+        </w:rPr>
+        <w:t xml:space="preserve">Companies</w:t>
+      </w:r>
+      <w:r>
+        <w:t xml:space="preserve"> </w:t>
+      </w:r>
+      <w:r>
+        <w:t xml:space="preserve">— company names, one per line</w:t>
+      </w:r>
+      <w:r>
+        <w:t xml:space="preserve"> </w:t>
+      </w:r>
+      <w:r>
+        <w:t xml:space="preserve">Example:</w:t>
+      </w:r>
+    </w:p>
+    <w:p>
+      <w:pPr>
+        <w:pStyle w:val="SourceCode"/>
+        <w:numPr>
+          <w:ilvl w:val="0"/>
+          <w:numId w:val="1000"/>
+        </w:numPr>
+      </w:pPr>
+      <w:r>
+        <w:rPr>
+          <w:rStyle w:val="VerbatimChar"/>
+        </w:rPr>
+        <w:t xml:space="preserve">BlackRock</w:t>
+      </w:r>
+      <w:r>
+        <w:br/>
+      </w:r>
+      <w:r>
+        <w:rPr>
+          <w:rStyle w:val="VerbatimChar"/>
+        </w:rPr>
+        <w:t xml:space="preserve">HSBC</w:t>
+      </w:r>
+      <w:r>
+        <w:br/>
+      </w:r>
+      <w:r>
+        <w:rPr>
+          <w:rStyle w:val="VerbatimChar"/>
+        </w:rPr>
+        <w:t xml:space="preserve">Goldman Sachs</w:t>
+      </w:r>
+    </w:p>
+    <w:p>
+      <w:pPr>
+        <w:numPr>
+          <w:ilvl w:val="0"/>
+          <w:numId w:val="1009"/>
+        </w:numPr>
+      </w:pPr>
+      <w:r>
+        <w:rPr>
+          <w:b/>
+          <w:bCs/>
+        </w:rPr>
+        <w:t xml:space="preserve">Location</w:t>
+      </w:r>
+      <w:r>
+        <w:t xml:space="preserve"> </w:t>
+      </w:r>
+      <w:r>
+        <w:t xml:space="preserve">— already set to United Kingdom. Change if needed.</w:t>
+      </w:r>
+    </w:p>
+    <w:p>
+      <w:pPr>
+        <w:numPr>
+          <w:ilvl w:val="0"/>
+          <w:numId w:val="1009"/>
+        </w:numPr>
+      </w:pPr>
+      <w:r>
+        <w:rPr>
+          <w:b/>
+          <w:bCs/>
+        </w:rPr>
+        <w:t xml:space="preserve">Max results per company</w:t>
+      </w:r>
+      <w:r>
+        <w:t xml:space="preserve"> </w:t>
+      </w:r>
+      <w:r>
+        <w:t xml:space="preserve">— how many people to find at each company.</w:t>
+      </w:r>
+      <w:r>
+        <w:t xml:space="preserve"> </w:t>
+      </w:r>
+      <w:r>
+        <w:t xml:space="preserve">If you put</w:t>
+      </w:r>
+      <w:r>
+        <w:t xml:space="preserve"> </w:t>
+      </w:r>
+      <w:r>
+        <w:rPr>
+          <w:rStyle w:val="VerbatimChar"/>
+        </w:rPr>
+        <w:t xml:space="preserve">10</w:t>
+      </w:r>
+      <w:r>
+        <w:t xml:space="preserve"> </w:t>
+      </w:r>
+      <w:r>
+        <w:t xml:space="preserve">and have 2 companies, you get up to 20 people total.</w:t>
+      </w:r>
+    </w:p>
+    <w:p>
+      <w:pPr>
+        <w:numPr>
+          <w:ilvl w:val="0"/>
+          <w:numId w:val="1009"/>
+        </w:numPr>
+      </w:pPr>
+      <w:r>
+        <w:rPr>
+          <w:b/>
+          <w:bCs/>
+        </w:rPr>
+        <w:t xml:space="preserve">FinalScout API key</w:t>
+      </w:r>
+      <w:r>
+        <w:t xml:space="preserve"> </w:t>
+      </w:r>
+      <w:r>
+        <w:t xml:space="preserve">— paste your key here</w:t>
+      </w:r>
+    </w:p>
+    <w:p>
+      <w:pPr>
+        <w:pStyle w:val="FirstParagraph"/>
+      </w:pPr>
+      <w:r>
+        <w:t xml:space="preserve">Click</w:t>
+      </w:r>
+      <w:r>
+        <w:t xml:space="preserve"> </w:t>
+      </w:r>
+      <w:r>
+        <w:rPr>
+          <w:b/>
+          <w:bCs/>
+        </w:rPr>
+        <w:t xml:space="preserve">“Start search”</w:t>
+      </w:r>
+      <w:r>
+        <w:t xml:space="preserve">. Results appear as they are found.</w:t>
+      </w:r>
+    </w:p>
+    <w:bookmarkEnd w:id="33"/>
+    <w:bookmarkStart w:id="34" w:name="download-your-results"/>
+    <w:p>
+      <w:pPr>
+        <w:pStyle w:val="Heading3"/>
+      </w:pPr>
+      <w:r>
+        <w:t xml:space="preserve">Download your results</w:t>
+      </w:r>
+    </w:p>
+    <w:p>
+      <w:pPr>
+        <w:pStyle w:val="FirstParagraph"/>
+      </w:pPr>
+      <w:r>
+        <w:t xml:space="preserve">Click</w:t>
+      </w:r>
+      <w:r>
+        <w:t xml:space="preserve"> </w:t>
+      </w:r>
+      <w:r>
+        <w:rPr>
+          <w:b/>
+          <w:bCs/>
+        </w:rPr>
+        <w:t xml:space="preserve">“↓ Download CSV”</w:t>
+      </w:r>
+      <w:r>
+        <w:t xml:space="preserve"> </w:t>
+      </w:r>
+      <w:r>
+        <w:t xml:space="preserve">when the search finishes.</w:t>
+      </w:r>
+      <w:r>
+        <w:t xml:space="preserve"> </w:t>
+      </w:r>
+      <w:r>
+        <w:t xml:space="preserve">Open the file in Excel or Google Sheets.</w:t>
+      </w:r>
+    </w:p>
+    <w:bookmarkEnd w:id="34"/>
+    <w:bookmarkStart w:id="35" w:name="run-another-search"/>
+    <w:p>
+      <w:pPr>
+        <w:pStyle w:val="Heading3"/>
+      </w:pPr>
+      <w:r>
+        <w:t xml:space="preserve">Run another search</w:t>
+      </w:r>
+    </w:p>
+    <w:p>
+      <w:pPr>
+        <w:pStyle w:val="FirstParagraph"/>
+      </w:pPr>
+      <w:r>
+        <w:t xml:space="preserve">Click</w:t>
+      </w:r>
+      <w:r>
+        <w:t xml:space="preserve"> </w:t>
+      </w:r>
+      <w:r>
+        <w:rPr>
+          <w:b/>
+          <w:bCs/>
+        </w:rPr>
+        <w:t xml:space="preserve">“↺ New Search”</w:t>
+      </w:r>
+      <w:r>
+        <w:t xml:space="preserve"> </w:t>
+      </w:r>
+      <w:r>
+        <w:t xml:space="preserve">to clear the results and start fresh.</w:t>
+      </w:r>
+    </w:p>
+    <w:p>
+      <w:r>
+        <w:pict>
+          <v:rect style="width:0;height:1.5pt" o:hralign="center" o:hrstd="t" o:hr="t"/>
+        </w:pict>
+      </w:r>
+    </w:p>
+    <w:p>
+      <w:r>
+        <w:pict>
+          <v:rect style="width:0;height:1.5pt" o:hralign="center" o:hrstd="t" o:hr="t"/>
+        </w:pict>
+      </w:r>
+    </w:p>
+    <w:bookmarkEnd w:id="35"/>
+    <w:bookmarkEnd w:id="36"/>
+    <w:bookmarkStart w:id="37" w:name="part-5-understanding-your-results"/>
+    <w:p>
+      <w:pPr>
+        <w:pStyle w:val="Heading1"/>
+      </w:pPr>
+      <w:r>
+        <w:t xml:space="preserve">PART 5 — Understanding Your Results</w:t>
       </w:r>
     </w:p>
     <w:tbl>
@@ -1335,7 +2384,7 @@
               <w:pStyle w:val="Compact"/>
             </w:pPr>
             <w:r>
-              <w:t xml:space="preserve">Professional email (if FinalScout found one)</w:t>
+              <w:t xml:space="preserve">Professional email address</w:t>
             </w:r>
           </w:p>
         </w:tc>
@@ -1359,7 +2408,7 @@
               <w:pStyle w:val="Compact"/>
             </w:pPr>
             <w:r>
-              <w:t xml:space="preserve">LI = found on LinkedIn, DDG = found on DuckDuckGo</w:t>
+              <w:t xml:space="preserve">Where the result came from (LI = LinkedIn, DDG = DuckDuckGo)</w:t>
             </w:r>
           </w:p>
         </w:tc>
@@ -1383,7 +2432,7 @@
               <w:pStyle w:val="Compact"/>
             </w:pPr>
             <w:r>
-              <w:t xml:space="preserve">Link to their LinkedIn profile</w:t>
+              <w:t xml:space="preserve">Click to open their LinkedIn profile</w:t>
             </w:r>
           </w:p>
         </w:tc>
@@ -1396,172 +2445,6 @@
         </w:pict>
       </w:r>
     </w:p>
-    <w:bookmarkEnd w:id="19"/>
-    <w:bookmarkStart w:id="20" w:name="part-6-troubleshooting"/>
-    <w:p>
-      <w:pPr>
-        <w:pStyle w:val="Heading2"/>
-      </w:pPr>
-      <w:r>
-        <w:t xml:space="preserve">Part 6 — Troubleshooting</w:t>
-      </w:r>
-    </w:p>
-    <w:p>
-      <w:pPr>
-        <w:pStyle w:val="FirstParagraph"/>
-      </w:pPr>
-      <w:r>
-        <w:rPr>
-          <w:b/>
-          <w:bCs/>
-        </w:rPr>
-        <w:t xml:space="preserve">“Session expired”</w:t>
-      </w:r>
-      <w:r>
-        <w:rPr>
-          <w:b/>
-          <w:bCs/>
-        </w:rPr>
-        <w:t xml:space="preserve"> </w:t>
-      </w:r>
-      <w:r>
-        <w:rPr>
-          <w:b/>
-          <w:bCs/>
-        </w:rPr>
-        <w:t xml:space="preserve">or</w:t>
-      </w:r>
-      <w:r>
-        <w:rPr>
-          <w:b/>
-          <w:bCs/>
-        </w:rPr>
-        <w:t xml:space="preserve"> </w:t>
-      </w:r>
-      <w:r>
-        <w:rPr>
-          <w:b/>
-          <w:bCs/>
-        </w:rPr>
-        <w:t xml:space="preserve">“Not connected”</w:t>
-      </w:r>
-      <w:r>
-        <w:t xml:space="preserve"> </w:t>
-      </w:r>
-      <w:r>
-        <w:t xml:space="preserve">Click</w:t>
-      </w:r>
-      <w:r>
-        <w:t xml:space="preserve"> </w:t>
-      </w:r>
-      <w:r>
-        <w:rPr>
-          <w:b/>
-          <w:bCs/>
-        </w:rPr>
-        <w:t xml:space="preserve">“Reconnect”</w:t>
-      </w:r>
-      <w:r>
-        <w:t xml:space="preserve"> </w:t>
-      </w:r>
-      <w:r>
-        <w:t xml:space="preserve">and log in to LinkedIn again.</w:t>
-      </w:r>
-    </w:p>
-    <w:p>
-      <w:pPr>
-        <w:pStyle w:val="BodyText"/>
-      </w:pPr>
-      <w:r>
-        <w:rPr>
-          <w:b/>
-          <w:bCs/>
-        </w:rPr>
-        <w:t xml:space="preserve">0 results found</w:t>
-      </w:r>
-      <w:r>
-        <w:t xml:space="preserve"> </w:t>
-      </w:r>
-      <w:r>
-        <w:t xml:space="preserve">- Check the company name is spelled exactly as it appears on LinkedIn</w:t>
-      </w:r>
-      <w:r>
-        <w:t xml:space="preserve"> </w:t>
-      </w:r>
-      <w:r>
-        <w:t xml:space="preserve">- Try a simpler role name (</w:t>
-      </w:r>
-      <w:r>
-        <w:t xml:space="preserve">“HR”</w:t>
-      </w:r>
-      <w:r>
-        <w:t xml:space="preserve"> </w:t>
-      </w:r>
-      <w:r>
-        <w:t xml:space="preserve">instead of</w:t>
-      </w:r>
-      <w:r>
-        <w:t xml:space="preserve"> </w:t>
-      </w:r>
-      <w:r>
-        <w:t xml:space="preserve">“Senior HR Business Partner”</w:t>
-      </w:r>
-      <w:r>
-        <w:t xml:space="preserve">)</w:t>
-      </w:r>
-    </w:p>
-    <w:p>
-      <w:pPr>
-        <w:pStyle w:val="BodyText"/>
-      </w:pPr>
-      <w:r>
-        <w:rPr>
-          <w:b/>
-          <w:bCs/>
-        </w:rPr>
-        <w:t xml:space="preserve">No emails showing</w:t>
-      </w:r>
-      <w:r>
-        <w:t xml:space="preserve"> </w:t>
-      </w:r>
-      <w:r>
-        <w:t xml:space="preserve">- Check your FinalScout credits at</w:t>
-      </w:r>
-      <w:r>
-        <w:t xml:space="preserve"> </w:t>
-      </w:r>
-      <w:r>
-        <w:rPr>
-          <w:b/>
-          <w:bCs/>
-        </w:rPr>
-        <w:t xml:space="preserve">https://finalscout.com/app/billing</w:t>
-      </w:r>
-      <w:r>
-        <w:t xml:space="preserve"> </w:t>
-      </w:r>
-      <w:r>
-        <w:t xml:space="preserve">- Some profiles simply don’t have a findable email — that’s normal</w:t>
-      </w:r>
-    </w:p>
-    <w:p>
-      <w:pPr>
-        <w:pStyle w:val="BodyText"/>
-      </w:pPr>
-      <w:r>
-        <w:rPr>
-          <w:b/>
-          <w:bCs/>
-        </w:rPr>
-        <w:t xml:space="preserve">Tool stopped working</w:t>
-      </w:r>
-      <w:r>
-        <w:t xml:space="preserve"> </w:t>
-      </w:r>
-      <w:r>
-        <w:t xml:space="preserve">Close Terminal/Command Prompt and run the start command again.</w:t>
-      </w:r>
-    </w:p>
     <w:p>
       <w:r>
         <w:pict>
@@ -1569,148 +2452,78 @@
         </w:pict>
       </w:r>
     </w:p>
-    <w:bookmarkEnd w:id="20"/>
-    <w:bookmarkStart w:id="21" w:name="quick-reference"/>
-    <w:p>
-      <w:pPr>
-        <w:pStyle w:val="Heading2"/>
-      </w:pPr>
-      <w:r>
-        <w:t xml:space="preserve">Quick Reference</w:t>
-      </w:r>
-    </w:p>
-    <w:tbl>
-      <w:tblPr>
-        <w:tblStyle w:val="Table"/>
-        <w:tblW w:type="pct" w:w="5000"/>
-        <w:tblLayout w:type="fixed"/>
-        <w:tblLook w:firstRow="1" w:lastRow="0" w:firstColumn="0" w:lastColumn="0" w:noHBand="0" w:noVBand="0" w:val="0020"/>
-      </w:tblPr>
-      <w:tblGrid>
-        <w:gridCol w:w="990"/>
-        <w:gridCol w:w="2475"/>
-        <w:gridCol w:w="4455"/>
-      </w:tblGrid>
-      <w:tr>
-        <w:trPr>
-          <w:tblHeader w:val="on"/>
-        </w:trPr>
-        <w:tc>
-          <w:tcPr/>
-          <w:p>
-            <w:pPr>
-              <w:pStyle w:val="Compact"/>
-            </w:pPr>
-          </w:p>
-        </w:tc>
-        <w:tc>
-          <w:tcPr/>
-          <w:p>
-            <w:pPr>
-              <w:pStyle w:val="Compact"/>
-            </w:pPr>
-            <w:r>
-              <w:t xml:space="preserve">Mac</w:t>
-            </w:r>
-          </w:p>
-        </w:tc>
-        <w:tc>
-          <w:tcPr/>
-          <w:p>
-            <w:pPr>
-              <w:pStyle w:val="Compact"/>
-            </w:pPr>
-            <w:r>
-              <w:t xml:space="preserve">Windows</w:t>
-            </w:r>
-          </w:p>
-        </w:tc>
-      </w:tr>
-      <w:tr>
-        <w:tc>
-          <w:tcPr/>
-          <w:p>
-            <w:pPr>
-              <w:pStyle w:val="Compact"/>
-            </w:pPr>
-            <w:r>
-              <w:rPr>
-                <w:b/>
-                <w:bCs/>
-              </w:rPr>
-              <w:t xml:space="preserve">Start the tool</w:t>
-            </w:r>
-          </w:p>
-        </w:tc>
-        <w:tc>
-          <w:tcPr/>
-          <w:p>
-            <w:pPr>
-              <w:pStyle w:val="Compact"/>
-            </w:pPr>
-            <w:r>
-              <w:rPr>
-                <w:rStyle w:val="VerbatimChar"/>
-              </w:rPr>
-              <w:t xml:space="preserve">cd ~/Desktop/linkedin-scraper &amp;&amp; source .venv/bin/activate &amp;&amp; python3 app.py</w:t>
-            </w:r>
-          </w:p>
-        </w:tc>
-        <w:tc>
-          <w:tcPr/>
-          <w:p>
-            <w:pPr>
-              <w:pStyle w:val="Compact"/>
-            </w:pPr>
-            <w:r>
-              <w:rPr>
-                <w:rStyle w:val="VerbatimChar"/>
-              </w:rPr>
-              <w:t xml:space="preserve">cd %USERPROFILE%\Desktop\linkedin-scraper &amp;&amp; .venv\Scripts\activate &amp;&amp; python app.py</w:t>
-            </w:r>
-          </w:p>
-        </w:tc>
-      </w:tr>
-      <w:tr>
-        <w:tc>
-          <w:tcPr/>
-          <w:p>
-            <w:pPr>
-              <w:pStyle w:val="Compact"/>
-            </w:pPr>
-            <w:r>
-              <w:rPr>
-                <w:b/>
-                <w:bCs/>
-              </w:rPr>
-              <w:t xml:space="preserve">Open in browser</w:t>
-            </w:r>
-          </w:p>
-        </w:tc>
-        <w:tc>
-          <w:tcPr/>
-          <w:p>
-            <w:pPr>
-              <w:pStyle w:val="Compact"/>
-            </w:pPr>
-            <w:r>
-              <w:t xml:space="preserve">http://localhost:5050</w:t>
-            </w:r>
-          </w:p>
-        </w:tc>
-        <w:tc>
-          <w:tcPr/>
-          <w:p>
-            <w:pPr>
-              <w:pStyle w:val="Compact"/>
-            </w:pPr>
-            <w:r>
-              <w:t xml:space="preserve">http://localhost:5050</w:t>
-            </w:r>
-          </w:p>
-        </w:tc>
-      </w:tr>
-    </w:tbl>
+    <w:bookmarkEnd w:id="37"/>
+    <w:bookmarkStart w:id="38" w:name="part-6-if-something-goes-wrong"/>
+    <w:p>
+      <w:pPr>
+        <w:pStyle w:val="Heading1"/>
+      </w:pPr>
+      <w:r>
+        <w:t xml:space="preserve">PART 6 — If Something Goes Wrong</w:t>
+      </w:r>
+    </w:p>
+    <w:p>
+      <w:pPr>
+        <w:pStyle w:val="FirstParagraph"/>
+      </w:pPr>
+      <w:r>
+        <w:rPr>
+          <w:b/>
+          <w:bCs/>
+        </w:rPr>
+        <w:t xml:space="preserve">“Session expired”</w:t>
+      </w:r>
+      <w:r>
+        <w:rPr>
+          <w:b/>
+          <w:bCs/>
+        </w:rPr>
+        <w:t xml:space="preserve"> </w:t>
+      </w:r>
+      <w:r>
+        <w:rPr>
+          <w:b/>
+          <w:bCs/>
+        </w:rPr>
+        <w:t xml:space="preserve">or</w:t>
+      </w:r>
+      <w:r>
+        <w:rPr>
+          <w:b/>
+          <w:bCs/>
+        </w:rPr>
+        <w:t xml:space="preserve"> </w:t>
+      </w:r>
+      <w:r>
+        <w:rPr>
+          <w:b/>
+          <w:bCs/>
+        </w:rPr>
+        <w:t xml:space="preserve">“Not connected”</w:t>
+      </w:r>
+      <w:r>
+        <w:t xml:space="preserve"> </w:t>
+      </w:r>
+      <w:r>
+        <w:t xml:space="preserve">Click</w:t>
+      </w:r>
+      <w:r>
+        <w:t xml:space="preserve"> </w:t>
+      </w:r>
+      <w:r>
+        <w:rPr>
+          <w:b/>
+          <w:bCs/>
+        </w:rPr>
+        <w:t xml:space="preserve">“Reconnect”</w:t>
+      </w:r>
+      <w:r>
+        <w:t xml:space="preserve"> </w:t>
+      </w:r>
+      <w:r>
+        <w:t xml:space="preserve">in the sidebar and log in to LinkedIn again.</w:t>
+      </w:r>
+    </w:p>
     <w:p>
       <w:pPr>
         <w:pStyle w:val="BodyText"/>
@@ -1720,13 +2533,37 @@
           <w:b/>
           <w:bCs/>
         </w:rPr>
-        <w:t xml:space="preserve">FinalScout API key:</w:t>
-      </w:r>
-      <w:r>
-        <w:t xml:space="preserve"> </w:t>
-      </w:r>
-      <w:r>
-        <w:t xml:space="preserve">https://finalscout.com/app/api/settings</w:t>
+        <w:t xml:space="preserve">0 results found</w:t>
+      </w:r>
+      <w:r>
+        <w:t xml:space="preserve"> </w:t>
+      </w:r>
+      <w:r>
+        <w:t xml:space="preserve">- Make sure the company name is spelled exactly as it appears on LinkedIn</w:t>
+      </w:r>
+      <w:r>
+        <w:t xml:space="preserve"> </w:t>
+      </w:r>
+      <w:r>
+        <w:t xml:space="preserve">- Try a shorter role name —</w:t>
+      </w:r>
+      <w:r>
+        <w:t xml:space="preserve"> </w:t>
+      </w:r>
+      <w:r>
+        <w:t xml:space="preserve">“HR”</w:t>
+      </w:r>
+      <w:r>
+        <w:t xml:space="preserve"> </w:t>
+      </w:r>
+      <w:r>
+        <w:t xml:space="preserve">instead of</w:t>
+      </w:r>
+      <w:r>
+        <w:t xml:space="preserve"> </w:t>
+      </w:r>
+      <w:r>
+        <w:t xml:space="preserve">“Senior HR Business Partner”</w:t>
       </w:r>
     </w:p>
     <w:p>
@@ -1738,17 +2575,135 @@
           <w:b/>
           <w:bCs/>
         </w:rPr>
-        <w:t xml:space="preserve">Tool download (if needed):</w:t>
-      </w:r>
-      <w:r>
-        <w:t xml:space="preserve"> </w:t>
-      </w:r>
-      <w:r>
-        <w:t xml:space="preserve">https://github.com/kirill-tiukin/linkedin-scraper</w:t>
-      </w:r>
-    </w:p>
-    <w:bookmarkEnd w:id="21"/>
-    <w:bookmarkEnd w:id="22"/>
+        <w:t xml:space="preserve">No emails appearing</w:t>
+      </w:r>
+      <w:r>
+        <w:t xml:space="preserve"> </w:t>
+      </w:r>
+      <w:r>
+        <w:t xml:space="preserve">- Check your credits at</w:t>
+      </w:r>
+      <w:r>
+        <w:t xml:space="preserve"> </w:t>
+      </w:r>
+      <w:r>
+        <w:rPr>
+          <w:b/>
+          <w:bCs/>
+        </w:rPr>
+        <w:t xml:space="preserve">https://finalscout.com/app/billing</w:t>
+      </w:r>
+      <w:r>
+        <w:t xml:space="preserve"> </w:t>
+      </w:r>
+      <w:r>
+        <w:t xml:space="preserve">- Some profiles simply do not have a findable email — this is normal</w:t>
+      </w:r>
+    </w:p>
+    <w:p>
+      <w:pPr>
+        <w:pStyle w:val="BodyText"/>
+      </w:pPr>
+      <w:r>
+        <w:rPr>
+          <w:b/>
+          <w:bCs/>
+        </w:rPr>
+        <w:t xml:space="preserve">The website stopped working</w:t>
+      </w:r>
+      <w:r>
+        <w:t xml:space="preserve"> </w:t>
+      </w:r>
+      <w:r>
+        <w:t xml:space="preserve">You probably closed Terminal or Command Prompt. Open it again and run the start command from Part 2.</w:t>
+      </w:r>
+    </w:p>
+    <w:p>
+      <w:pPr>
+        <w:pStyle w:val="BodyText"/>
+      </w:pPr>
+      <w:r>
+        <w:rPr>
+          <w:b/>
+          <w:bCs/>
+        </w:rPr>
+        <w:t xml:space="preserve">“command not found”</w:t>
+      </w:r>
+      <w:r>
+        <w:rPr>
+          <w:b/>
+          <w:bCs/>
+        </w:rPr>
+        <w:t xml:space="preserve"> </w:t>
+      </w:r>
+      <w:r>
+        <w:rPr>
+          <w:b/>
+          <w:bCs/>
+        </w:rPr>
+        <w:t xml:space="preserve">error on Mac after installing Python</w:t>
+      </w:r>
+      <w:r>
+        <w:t xml:space="preserve"> </w:t>
+      </w:r>
+      <w:r>
+        <w:t xml:space="preserve">Close Terminal completely, open it again, and try the command again.</w:t>
+      </w:r>
+    </w:p>
+    <w:p>
+      <w:pPr>
+        <w:pStyle w:val="BodyText"/>
+      </w:pPr>
+      <w:r>
+        <w:rPr>
+          <w:b/>
+          <w:bCs/>
+        </w:rPr>
+        <w:t xml:space="preserve">winget is not recognised on Windows</w:t>
+      </w:r>
+      <w:r>
+        <w:t xml:space="preserve"> </w:t>
+      </w:r>
+      <w:r>
+        <w:t xml:space="preserve">Your Windows may need an update. Go to the Microsoft Store, search for</w:t>
+      </w:r>
+      <w:r>
+        <w:t xml:space="preserve"> </w:t>
+      </w:r>
+      <w:r>
+        <w:rPr>
+          <w:b/>
+          <w:bCs/>
+        </w:rPr>
+        <w:t xml:space="preserve">“App Installer”</w:t>
+      </w:r>
+      <w:r>
+        <w:t xml:space="preserve"> </w:t>
+      </w:r>
+      <w:r>
+        <w:t xml:space="preserve">and update it, then try again.</w:t>
+      </w:r>
+    </w:p>
+    <w:p>
+      <w:r>
+        <w:pict>
+          <v:rect style="width:0;height:1.5pt" o:hralign="center" o:hrstd="t" o:hr="t"/>
+        </w:pict>
+      </w:r>
+    </w:p>
+    <w:p>
+      <w:pPr>
+        <w:pStyle w:val="FirstParagraph"/>
+      </w:pPr>
+      <w:r>
+        <w:rPr>
+          <w:i/>
+          <w:iCs/>
+        </w:rPr>
+        <w:t xml:space="preserve">If you are stuck, take a screenshot of the error and send it over.</w:t>
+      </w:r>
+    </w:p>
+    <w:bookmarkEnd w:id="38"/>
     <w:sectPr>
       <w:footnotePr>
         <w:numRestart w:val="eachSect"/>
@@ -2047,6 +3002,91 @@
       </w:rPr>
     </w:lvl>
   </w:abstractNum>
+  <w:abstractNum w:abstractNumId="99413">
+    <w:nsid w:val="00A99413"/>
+    <w:multiLevelType w:val="multilevel"/>
+    <w:lvl w:ilvl="0">
+      <w:start w:val="3"/>
+      <w:numFmt w:val="decimal"/>
+      <w:lvlText w:val="%1."/>
+      <w:lvlJc w:val="left"/>
+      <w:pPr>
+        <w:ind w:left="720" w:hanging="360"/>
+      </w:pPr>
+    </w:lvl>
+    <w:lvl w:ilvl="1">
+      <w:start w:val="3"/>
+      <w:numFmt w:val="decimal"/>
+      <w:lvlText w:val="%2."/>
+      <w:lvlJc w:val="left"/>
+      <w:pPr>
+        <w:ind w:left="1440" w:hanging="360"/>
+      </w:pPr>
+    </w:lvl>
+    <w:lvl w:ilvl="2">
+      <w:start w:val="3"/>
+      <w:numFmt w:val="decimal"/>
+      <w:lvlText w:val="%3."/>
+      <w:lvlJc w:val="left"/>
+      <w:pPr>
+        <w:ind w:left="2160" w:hanging="360"/>
+      </w:pPr>
+    </w:lvl>
+    <w:lvl w:ilvl="3">
+      <w:start w:val="3"/>
+      <w:numFmt w:val="decimal"/>
+      <w:lvlText w:val="%4."/>
+      <w:lvlJc w:val="left"/>
+      <w:pPr>
+        <w:ind w:left="2880" w:hanging="360"/>
+      </w:pPr>
+    </w:lvl>
+    <w:lvl w:ilvl="4">
+      <w:start w:val="3"/>
+      <w:numFmt w:val="decimal"/>
+      <w:lvlText w:val="%5."/>
+      <w:lvlJc w:val="left"/>
+      <w:pPr>
+        <w:ind w:left="3600" w:hanging="360"/>
+      </w:pPr>
+    </w:lvl>
+    <w:lvl w:ilvl="5">
+      <w:start w:val="3"/>
+      <w:numFmt w:val="decimal"/>
+      <w:lvlText w:val="%6."/>
+      <w:lvlJc w:val="left"/>
+      <w:pPr>
+        <w:ind w:left="4320" w:hanging="360"/>
+      </w:pPr>
+    </w:lvl>
+    <w:lvl w:ilvl="6">
+      <w:start w:val="3"/>
+      <w:numFmt w:val="decimal"/>
+      <w:lvlText w:val="%7."/>
+      <w:lvlJc w:val="left"/>
+      <w:pPr>
+        <w:ind w:left="5040" w:hanging="360"/>
+      </w:pPr>
+    </w:lvl>
+    <w:lvl w:ilvl="7">
+      <w:start w:val="3"/>
+      <w:numFmt w:val="decimal"/>
+      <w:lvlText w:val="%8."/>
+      <w:lvlJc w:val="left"/>
+      <w:pPr>
+        <w:ind w:left="5760" w:hanging="360"/>
+      </w:pPr>
+    </w:lvl>
+    <w:lvl w:ilvl="8">
+      <w:start w:val="3"/>
+      <w:numFmt w:val="decimal"/>
+      <w:lvlText w:val="%9."/>
+      <w:lvlJc w:val="left"/>
+      <w:pPr>
+        <w:ind w:left="6480" w:hanging="360"/>
+      </w:pPr>
+    </w:lvl>
+  </w:abstractNum>
   <w:num w:numId="1000">
     <w:abstractNumId w:val="990"/>
   </w:num>
@@ -2081,6 +3121,189 @@
     </w:lvlOverride>
   </w:num>
   <w:num w:numId="1002">
+    <w:abstractNumId w:val="991"/>
+  </w:num>
+  <w:num w:numId="1003">
+    <w:abstractNumId w:val="99411"/>
+    <w:lvlOverride w:ilvl="0">
+      <w:startOverride w:val="1"/>
+    </w:lvlOverride>
+    <w:lvlOverride w:ilvl="1">
+      <w:startOverride w:val="1"/>
+    </w:lvlOverride>
+    <w:lvlOverride w:ilvl="2">
+      <w:startOverride w:val="1"/>
+    </w:lvlOverride>
+    <w:lvlOverride w:ilvl="3">
+      <w:startOverride w:val="1"/>
+    </w:lvlOverride>
+    <w:lvlOverride w:ilvl="4">
+      <w:startOverride w:val="1"/>
+    </w:lvlOverride>
+    <w:lvlOverride w:ilvl="5">
+      <w:startOverride w:val="1"/>
+    </w:lvlOverride>
+    <w:lvlOverride w:ilvl="6">
+      <w:startOverride w:val="1"/>
+    </w:lvlOverride>
+    <w:lvlOverride w:ilvl="7">
+      <w:startOverride w:val="1"/>
+    </w:lvlOverride>
+    <w:lvlOverride w:ilvl="8">
+      <w:startOverride w:val="1"/>
+    </w:lvlOverride>
+  </w:num>
+  <w:num w:numId="1004">
+    <w:abstractNumId w:val="99411"/>
+    <w:lvlOverride w:ilvl="0">
+      <w:startOverride w:val="1"/>
+    </w:lvlOverride>
+    <w:lvlOverride w:ilvl="1">
+      <w:startOverride w:val="1"/>
+    </w:lvlOverride>
+    <w:lvlOverride w:ilvl="2">
+      <w:startOverride w:val="1"/>
+    </w:lvlOverride>
+    <w:lvlOverride w:ilvl="3">
+      <w:startOverride w:val="1"/>
+    </w:lvlOverride>
+    <w:lvlOverride w:ilvl="4">
+      <w:startOverride w:val="1"/>
+    </w:lvlOverride>
+    <w:lvlOverride w:ilvl="5">
+      <w:startOverride w:val="1"/>
+    </w:lvlOverride>
+    <w:lvlOverride w:ilvl="6">
+      <w:startOverride w:val="1"/>
+    </w:lvlOverride>
+    <w:lvlOverride w:ilvl="7">
+      <w:startOverride w:val="1"/>
+    </w:lvlOverride>
+    <w:lvlOverride w:ilvl="8">
+      <w:startOverride w:val="1"/>
+    </w:lvlOverride>
+  </w:num>
+  <w:num w:numId="1005">
+    <w:abstractNumId w:val="99413"/>
+    <w:lvlOverride w:ilvl="0">
+      <w:startOverride w:val="3"/>
+    </w:lvlOverride>
+    <w:lvlOverride w:ilvl="1">
+      <w:startOverride w:val="3"/>
+    </w:lvlOverride>
+    <w:lvlOverride w:ilvl="2">
+      <w:startOverride w:val="3"/>
+    </w:lvlOverride>
+    <w:lvlOverride w:ilvl="3">
+      <w:startOverride w:val="3"/>
+    </w:lvlOverride>
+    <w:lvlOverride w:ilvl="4">
+      <w:startOverride w:val="3"/>
+    </w:lvlOverride>
+    <w:lvlOverride w:ilvl="5">
+      <w:startOverride w:val="3"/>
+    </w:lvlOverride>
+    <w:lvlOverride w:ilvl="6">
+      <w:startOverride w:val="3"/>
+    </w:lvlOverride>
+    <w:lvlOverride w:ilvl="7">
+      <w:startOverride w:val="3"/>
+    </w:lvlOverride>
+    <w:lvlOverride w:ilvl="8">
+      <w:startOverride w:val="3"/>
+    </w:lvlOverride>
+  </w:num>
+  <w:num w:numId="1006">
+    <w:abstractNumId w:val="99411"/>
+    <w:lvlOverride w:ilvl="0">
+      <w:startOverride w:val="1"/>
+    </w:lvlOverride>
+    <w:lvlOverride w:ilvl="1">
+      <w:startOverride w:val="1"/>
+    </w:lvlOverride>
+    <w:lvlOverride w:ilvl="2">
+      <w:startOverride w:val="1"/>
+    </w:lvlOverride>
+    <w:lvlOverride w:ilvl="3">
+      <w:startOverride w:val="1"/>
+    </w:lvlOverride>
+    <w:lvlOverride w:ilvl="4">
+      <w:startOverride w:val="1"/>
+    </w:lvlOverride>
+    <w:lvlOverride w:ilvl="5">
+      <w:startOverride w:val="1"/>
+    </w:lvlOverride>
+    <w:lvlOverride w:ilvl="6">
+      <w:startOverride w:val="1"/>
+    </w:lvlOverride>
+    <w:lvlOverride w:ilvl="7">
+      <w:startOverride w:val="1"/>
+    </w:lvlOverride>
+    <w:lvlOverride w:ilvl="8">
+      <w:startOverride w:val="1"/>
+    </w:lvlOverride>
+  </w:num>
+  <w:num w:numId="1007">
+    <w:abstractNumId w:val="99413"/>
+    <w:lvlOverride w:ilvl="0">
+      <w:startOverride w:val="3"/>
+    </w:lvlOverride>
+    <w:lvlOverride w:ilvl="1">
+      <w:startOverride w:val="3"/>
+    </w:lvlOverride>
+    <w:lvlOverride w:ilvl="2">
+      <w:startOverride w:val="3"/>
+    </w:lvlOverride>
+    <w:lvlOverride w:ilvl="3">
+      <w:startOverride w:val="3"/>
+    </w:lvlOverride>
+    <w:lvlOverride w:ilvl="4">
+      <w:startOverride w:val="3"/>
+    </w:lvlOverride>
+    <w:lvlOverride w:ilvl="5">
+      <w:startOverride w:val="3"/>
+    </w:lvlOverride>
+    <w:lvlOverride w:ilvl="6">
+      <w:startOverride w:val="3"/>
+    </w:lvlOverride>
+    <w:lvlOverride w:ilvl="7">
+      <w:startOverride w:val="3"/>
+    </w:lvlOverride>
+    <w:lvlOverride w:ilvl="8">
+      <w:startOverride w:val="3"/>
+    </w:lvlOverride>
+  </w:num>
+  <w:num w:numId="1008">
+    <w:abstractNumId w:val="99411"/>
+    <w:lvlOverride w:ilvl="0">
+      <w:startOverride w:val="1"/>
+    </w:lvlOverride>
+    <w:lvlOverride w:ilvl="1">
+      <w:startOverride w:val="1"/>
+    </w:lvlOverride>
+    <w:lvlOverride w:ilvl="2">
+      <w:startOverride w:val="1"/>
+    </w:lvlOverride>
+    <w:lvlOverride w:ilvl="3">
+      <w:startOverride w:val="1"/>
+    </w:lvlOverride>
+    <w:lvlOverride w:ilvl="4">
+      <w:startOverride w:val="1"/>
+    </w:lvlOverride>
+    <w:lvlOverride w:ilvl="5">
+      <w:startOverride w:val="1"/>
+    </w:lvlOverride>
+    <w:lvlOverride w:ilvl="6">
+      <w:startOverride w:val="1"/>
+    </w:lvlOverride>
+    <w:lvlOverride w:ilvl="7">
+      <w:startOverride w:val="1"/>
+    </w:lvlOverride>
+    <w:lvlOverride w:ilvl="8">
+      <w:startOverride w:val="1"/>
+    </w:lvlOverride>
+  </w:num>
+  <w:num w:numId="1009">
     <w:abstractNumId w:val="991"/>
   </w:num>
 </w:numbering>
